--- a/docs/paper/Arc3.docx
+++ b/docs/paper/Arc3.docx
@@ -10,23 +10,13 @@
           <w:rFonts w:ascii="TH Sarabun New" w:hAnsi="TH Sarabun New" w:cs="TH Sarabun New"/>
         </w:rPr>
       </w:pPr>
-      <w:proofErr w:type="spellStart"/>
       <w:r>
         <w:rPr>
           <w:rFonts w:ascii="TH Sarabun New" w:eastAsia="TH Sarabun New" w:hAnsi="TH Sarabun New" w:cs="TH Sarabun New"/>
           <w:b/>
           <w:sz w:val="36"/>
         </w:rPr>
-        <w:t>บทที่</w:t>
-      </w:r>
-      <w:proofErr w:type="spellEnd"/>
-      <w:r>
-        <w:rPr>
-          <w:rFonts w:ascii="TH Sarabun New" w:eastAsia="TH Sarabun New" w:hAnsi="TH Sarabun New" w:cs="TH Sarabun New"/>
-          <w:b/>
-          <w:sz w:val="36"/>
-        </w:rPr>
-        <w:t xml:space="preserve"> 3</w:t>
+        <w:t>บทที่ 3</w:t>
       </w:r>
     </w:p>
     <w:p>
@@ -37,7 +27,6 @@
           <w:rFonts w:ascii="TH Sarabun New" w:hAnsi="TH Sarabun New" w:cs="TH Sarabun New"/>
         </w:rPr>
       </w:pPr>
-      <w:proofErr w:type="spellStart"/>
       <w:r>
         <w:rPr>
           <w:rFonts w:ascii="TH Sarabun New" w:eastAsia="TH Sarabun New" w:hAnsi="TH Sarabun New" w:cs="TH Sarabun New"/>
@@ -46,7 +35,6 @@
         </w:rPr>
         <w:t>วิธีการดำเนินงานวิจัย</w:t>
       </w:r>
-      <w:proofErr w:type="spellEnd"/>
     </w:p>
     <w:p>
       <w:pPr>
@@ -69,18 +57,8 @@
           <w:b/>
           <w:sz w:val="32"/>
         </w:rPr>
-        <w:t xml:space="preserve">3.1 </w:t>
-      </w:r>
-      <w:proofErr w:type="spellStart"/>
-      <w:r>
-        <w:rPr>
-          <w:rFonts w:ascii="TH Sarabun New" w:eastAsia="TH Sarabun New" w:hAnsi="TH Sarabun New" w:cs="TH Sarabun New"/>
-          <w:b/>
-          <w:sz w:val="32"/>
-        </w:rPr>
-        <w:t>ภาพรวมขั้นตอนการดำเนินงาน</w:t>
-      </w:r>
-      <w:proofErr w:type="spellEnd"/>
+        <w:t>3.1 ภาพรวมขั้นตอนการดำเนินงาน</w:t>
+      </w:r>
     </w:p>
     <w:p>
       <w:pPr>
@@ -167,7 +145,7 @@
         <w:spacing w:after="0" w:line="240" w:lineRule="auto"/>
         <w:jc w:val="center"/>
         <w:rPr>
-          <w:rFonts w:ascii="TH Sarabun New" w:hAnsi="TH Sarabun New" w:cs="TH Sarabun New" w:hint="cs"/>
+          <w:rFonts w:ascii="TH Sarabun New" w:hAnsi="TH Sarabun New" w:cs="TH Sarabun New"/>
         </w:rPr>
       </w:pPr>
     </w:p>
@@ -866,7 +844,7 @@
     <w:p>
       <w:pPr>
         <w:rPr>
-          <w:rFonts w:ascii="TH Sarabun New" w:hAnsi="TH Sarabun New" w:cs="TH Sarabun New" w:hint="cs"/>
+          <w:rFonts w:ascii="TH Sarabun New" w:hAnsi="TH Sarabun New" w:cs="TH Sarabun New"/>
           <w:sz w:val="28"/>
         </w:rPr>
       </w:pPr>
@@ -1553,7 +1531,7 @@
           <w:p>
             <w:pPr>
               <w:rPr>
-                <w:rFonts w:ascii="TH Sarabun New" w:hAnsi="TH Sarabun New" w:cs="TH Sarabun New" w:hint="cs"/>
+                <w:rFonts w:ascii="TH Sarabun New" w:hAnsi="TH Sarabun New" w:cs="TH Sarabun New"/>
                 <w:sz w:val="28"/>
                 <w:cs/>
               </w:rPr>
@@ -1670,7 +1648,7 @@
           <w:p>
             <w:pPr>
               <w:rPr>
-                <w:rFonts w:ascii="TH Sarabun New" w:hAnsi="TH Sarabun New" w:cs="TH Sarabun New" w:hint="cs"/>
+                <w:rFonts w:ascii="TH Sarabun New" w:hAnsi="TH Sarabun New" w:cs="TH Sarabun New"/>
                 <w:sz w:val="28"/>
                 <w:cs/>
               </w:rPr>
@@ -1991,7 +1969,7 @@
           <w:p>
             <w:pPr>
               <w:rPr>
-                <w:rFonts w:ascii="TH Sarabun New" w:hAnsi="TH Sarabun New" w:cs="TH Sarabun New" w:hint="cs"/>
+                <w:rFonts w:ascii="TH Sarabun New" w:hAnsi="TH Sarabun New" w:cs="TH Sarabun New"/>
                 <w:sz w:val="28"/>
                 <w:cs/>
               </w:rPr>
@@ -2282,7 +2260,7 @@
           <w:p>
             <w:pPr>
               <w:rPr>
-                <w:rFonts w:ascii="TH Sarabun New" w:hAnsi="TH Sarabun New" w:cs="TH Sarabun New" w:hint="cs"/>
+                <w:rFonts w:ascii="TH Sarabun New" w:hAnsi="TH Sarabun New" w:cs="TH Sarabun New"/>
                 <w:sz w:val="28"/>
                 <w:cs/>
               </w:rPr>
@@ -2322,7 +2300,7 @@
             <w:pPr>
               <w:spacing w:line="240" w:lineRule="auto"/>
               <w:rPr>
-                <w:rFonts w:ascii="TH Sarabun New" w:eastAsia="TH Sarabun New" w:hAnsi="TH Sarabun New" w:cs="TH Sarabun New" w:hint="cs"/>
+                <w:rFonts w:ascii="TH Sarabun New" w:eastAsia="TH Sarabun New" w:hAnsi="TH Sarabun New" w:cs="TH Sarabun New"/>
                 <w:b/>
                 <w:sz w:val="28"/>
               </w:rPr>
@@ -2395,7 +2373,7 @@
           <w:p>
             <w:pPr>
               <w:rPr>
-                <w:rFonts w:ascii="TH Sarabun New" w:hAnsi="TH Sarabun New" w:cs="TH Sarabun New" w:hint="cs"/>
+                <w:rFonts w:ascii="TH Sarabun New" w:hAnsi="TH Sarabun New" w:cs="TH Sarabun New"/>
                 <w:sz w:val="28"/>
                 <w:cs/>
               </w:rPr>
@@ -2531,15 +2509,7 @@
           <w:sz w:val="32"/>
         </w:rPr>
         <w:lastRenderedPageBreak/>
-        <w:t>Data Normalization Layer</w:t>
-      </w:r>
-      <w:r>
-        <w:rPr>
-          <w:rFonts w:ascii="TH Sarabun New" w:eastAsia="TH Sarabun New" w:hAnsi="TH Sarabun New" w:cs="TH Sarabun New"/>
-          <w:b/>
-          <w:sz w:val="32"/>
-        </w:rPr>
-        <w:t xml:space="preserve"> </w:t>
+        <w:t xml:space="preserve">Data Normalization Layer </w:t>
       </w:r>
     </w:p>
     <w:tbl>
@@ -2828,7 +2798,7 @@
           <w:p>
             <w:pPr>
               <w:rPr>
-                <w:rFonts w:ascii="TH Sarabun New" w:hAnsi="TH Sarabun New" w:cs="TH Sarabun New" w:hint="cs"/>
+                <w:rFonts w:ascii="TH Sarabun New" w:hAnsi="TH Sarabun New" w:cs="TH Sarabun New"/>
                 <w:sz w:val="28"/>
                 <w:cs/>
               </w:rPr>
@@ -3075,7 +3045,7 @@
           <w:p>
             <w:pPr>
               <w:rPr>
-                <w:rFonts w:ascii="TH Sarabun New" w:hAnsi="TH Sarabun New" w:cs="TH Sarabun New" w:hint="cs"/>
+                <w:rFonts w:ascii="TH Sarabun New" w:hAnsi="TH Sarabun New" w:cs="TH Sarabun New"/>
                 <w:sz w:val="28"/>
                 <w:cs/>
               </w:rPr>
@@ -3115,7 +3085,7 @@
             <w:pPr>
               <w:spacing w:line="240" w:lineRule="auto"/>
               <w:rPr>
-                <w:rFonts w:ascii="TH Sarabun New" w:eastAsia="TH Sarabun New" w:hAnsi="TH Sarabun New" w:cs="TH Sarabun New" w:hint="cs"/>
+                <w:rFonts w:ascii="TH Sarabun New" w:eastAsia="TH Sarabun New" w:hAnsi="TH Sarabun New" w:cs="TH Sarabun New"/>
                 <w:b/>
                 <w:sz w:val="28"/>
               </w:rPr>
@@ -3188,7 +3158,7 @@
           <w:p>
             <w:pPr>
               <w:rPr>
-                <w:rFonts w:ascii="TH Sarabun New" w:hAnsi="TH Sarabun New" w:cs="TH Sarabun New" w:hint="cs"/>
+                <w:rFonts w:ascii="TH Sarabun New" w:hAnsi="TH Sarabun New" w:cs="TH Sarabun New"/>
                 <w:sz w:val="28"/>
                 <w:cs/>
               </w:rPr>
@@ -3363,7 +3333,7 @@
             <w:pPr>
               <w:spacing w:line="240" w:lineRule="auto"/>
               <w:rPr>
-                <w:rFonts w:ascii="TH Sarabun New" w:eastAsia="TH Sarabun New" w:hAnsi="TH Sarabun New" w:cs="TH Sarabun New" w:hint="cs"/>
+                <w:rFonts w:ascii="TH Sarabun New" w:eastAsia="TH Sarabun New" w:hAnsi="TH Sarabun New" w:cs="TH Sarabun New"/>
                 <w:b/>
                 <w:sz w:val="28"/>
                 <w:cs/>
@@ -3699,7 +3669,6 @@
                 <w:sz w:val="28"/>
               </w:rPr>
             </w:pPr>
-            <w:proofErr w:type="spellStart"/>
             <w:r>
               <w:rPr>
                 <w:rFonts w:ascii="TH Sarabun New" w:eastAsia="TH Sarabun New" w:hAnsi="TH Sarabun New" w:cs="TH Sarabun New"/>
@@ -3708,7 +3677,6 @@
               </w:rPr>
               <w:t>loging</w:t>
             </w:r>
-            <w:proofErr w:type="spellEnd"/>
           </w:p>
         </w:tc>
       </w:tr>
@@ -3981,7 +3949,7 @@
           <w:p>
             <w:pPr>
               <w:rPr>
-                <w:rFonts w:ascii="TH Sarabun New" w:hAnsi="TH Sarabun New" w:cs="TH Sarabun New" w:hint="cs"/>
+                <w:rFonts w:ascii="TH Sarabun New" w:hAnsi="TH Sarabun New" w:cs="TH Sarabun New"/>
                 <w:sz w:val="28"/>
                 <w:cs/>
               </w:rPr>
@@ -4049,7 +4017,7 @@
           <w:p>
             <w:pPr>
               <w:rPr>
-                <w:rFonts w:ascii="TH Sarabun New" w:hAnsi="TH Sarabun New" w:cs="TH Sarabun New" w:hint="cs"/>
+                <w:rFonts w:ascii="TH Sarabun New" w:hAnsi="TH Sarabun New" w:cs="TH Sarabun New"/>
                 <w:sz w:val="28"/>
                 <w:cs/>
               </w:rPr>
@@ -4080,7 +4048,7 @@
             <w:pPr>
               <w:spacing w:line="240" w:lineRule="auto"/>
               <w:rPr>
-                <w:rFonts w:ascii="TH Sarabun New" w:eastAsia="TH Sarabun New" w:hAnsi="TH Sarabun New" w:cs="TH Sarabun New" w:hint="cs"/>
+                <w:rFonts w:ascii="TH Sarabun New" w:eastAsia="TH Sarabun New" w:hAnsi="TH Sarabun New" w:cs="TH Sarabun New"/>
                 <w:b/>
                 <w:sz w:val="28"/>
               </w:rPr>
@@ -4740,7 +4708,6 @@
                 <w:sz w:val="28"/>
               </w:rPr>
             </w:pPr>
-            <w:proofErr w:type="spellStart"/>
             <w:r>
               <w:rPr>
                 <w:rFonts w:ascii="TH Sarabun New" w:eastAsia="TH Sarabun New" w:hAnsi="TH Sarabun New" w:cs="TH Sarabun New"/>
@@ -4749,7 +4716,6 @@
               </w:rPr>
               <w:t>loging</w:t>
             </w:r>
-            <w:proofErr w:type="spellEnd"/>
           </w:p>
         </w:tc>
       </w:tr>
@@ -5000,7 +4966,7 @@
           <w:p>
             <w:pPr>
               <w:rPr>
-                <w:rFonts w:ascii="TH Sarabun New" w:hAnsi="TH Sarabun New" w:cs="TH Sarabun New" w:hint="cs"/>
+                <w:rFonts w:ascii="TH Sarabun New" w:hAnsi="TH Sarabun New" w:cs="TH Sarabun New"/>
                 <w:sz w:val="28"/>
                 <w:cs/>
               </w:rPr>
@@ -5114,7 +5080,7 @@
           <w:p>
             <w:pPr>
               <w:rPr>
-                <w:rFonts w:ascii="TH Sarabun New" w:hAnsi="TH Sarabun New" w:cs="TH Sarabun New" w:hint="cs"/>
+                <w:rFonts w:ascii="TH Sarabun New" w:hAnsi="TH Sarabun New" w:cs="TH Sarabun New"/>
                 <w:sz w:val="28"/>
                 <w:cs/>
               </w:rPr>
@@ -5235,7 +5201,7 @@
           <w:p>
             <w:pPr>
               <w:rPr>
-                <w:rFonts w:ascii="TH Sarabun New" w:hAnsi="TH Sarabun New" w:cs="TH Sarabun New" w:hint="cs"/>
+                <w:rFonts w:ascii="TH Sarabun New" w:hAnsi="TH Sarabun New" w:cs="TH Sarabun New"/>
                 <w:sz w:val="28"/>
                 <w:cs/>
               </w:rPr>
@@ -5326,7 +5292,7 @@
           <w:p>
             <w:pPr>
               <w:rPr>
-                <w:rFonts w:ascii="TH Sarabun New" w:hAnsi="TH Sarabun New" w:cs="TH Sarabun New" w:hint="cs"/>
+                <w:rFonts w:ascii="TH Sarabun New" w:hAnsi="TH Sarabun New" w:cs="TH Sarabun New"/>
                 <w:sz w:val="28"/>
                 <w:cs/>
               </w:rPr>
@@ -5997,7 +5963,7 @@
           <w:p>
             <w:pPr>
               <w:rPr>
-                <w:rFonts w:ascii="TH Sarabun New" w:hAnsi="TH Sarabun New" w:cs="TH Sarabun New" w:hint="cs"/>
+                <w:rFonts w:ascii="TH Sarabun New" w:hAnsi="TH Sarabun New" w:cs="TH Sarabun New"/>
                 <w:sz w:val="28"/>
                 <w:cs/>
               </w:rPr>
@@ -6094,7 +6060,7 @@
           <w:p>
             <w:pPr>
               <w:rPr>
-                <w:rFonts w:ascii="TH Sarabun New" w:hAnsi="TH Sarabun New" w:cs="TH Sarabun New" w:hint="cs"/>
+                <w:rFonts w:ascii="TH Sarabun New" w:hAnsi="TH Sarabun New" w:cs="TH Sarabun New"/>
                 <w:sz w:val="28"/>
                 <w:cs/>
               </w:rPr>
@@ -7082,7 +7048,7 @@
           <w:p>
             <w:pPr>
               <w:rPr>
-                <w:rFonts w:ascii="TH Sarabun New" w:hAnsi="TH Sarabun New" w:cs="TH Sarabun New" w:hint="cs"/>
+                <w:rFonts w:ascii="TH Sarabun New" w:hAnsi="TH Sarabun New" w:cs="TH Sarabun New"/>
                 <w:sz w:val="28"/>
                 <w:cs/>
               </w:rPr>
@@ -7166,7 +7132,7 @@
           <w:p>
             <w:pPr>
               <w:rPr>
-                <w:rFonts w:ascii="TH Sarabun New" w:hAnsi="TH Sarabun New" w:cs="TH Sarabun New" w:hint="cs"/>
+                <w:rFonts w:ascii="TH Sarabun New" w:hAnsi="TH Sarabun New" w:cs="TH Sarabun New"/>
                 <w:sz w:val="28"/>
                 <w:cs/>
               </w:rPr>
@@ -8340,7 +8306,7 @@
           <w:p>
             <w:pPr>
               <w:rPr>
-                <w:rFonts w:ascii="TH Sarabun New" w:hAnsi="TH Sarabun New" w:cs="TH Sarabun New" w:hint="cs"/>
+                <w:rFonts w:ascii="TH Sarabun New" w:hAnsi="TH Sarabun New" w:cs="TH Sarabun New"/>
                 <w:sz w:val="28"/>
                 <w:cs/>
               </w:rPr>
@@ -8491,7 +8457,7 @@
           <w:p>
             <w:pPr>
               <w:rPr>
-                <w:rFonts w:ascii="TH Sarabun New" w:hAnsi="TH Sarabun New" w:cs="TH Sarabun New" w:hint="cs"/>
+                <w:rFonts w:ascii="TH Sarabun New" w:hAnsi="TH Sarabun New" w:cs="TH Sarabun New"/>
                 <w:sz w:val="28"/>
                 <w:cs/>
               </w:rPr>
@@ -9358,7 +9324,7 @@
           <w:p>
             <w:pPr>
               <w:rPr>
-                <w:rFonts w:ascii="TH Sarabun New" w:hAnsi="TH Sarabun New" w:cs="TH Sarabun New" w:hint="cs"/>
+                <w:rFonts w:ascii="TH Sarabun New" w:hAnsi="TH Sarabun New" w:cs="TH Sarabun New"/>
                 <w:sz w:val="28"/>
                 <w:cs/>
               </w:rPr>
@@ -9487,7 +9453,7 @@
           <w:p>
             <w:pPr>
               <w:rPr>
-                <w:rFonts w:ascii="TH Sarabun New" w:hAnsi="TH Sarabun New" w:cs="TH Sarabun New" w:hint="cs"/>
+                <w:rFonts w:ascii="TH Sarabun New" w:hAnsi="TH Sarabun New" w:cs="TH Sarabun New"/>
                 <w:sz w:val="28"/>
                 <w:cs/>
               </w:rPr>
@@ -9926,7 +9892,7 @@
           <w:p>
             <w:pPr>
               <w:rPr>
-                <w:rFonts w:ascii="TH Sarabun New" w:hAnsi="TH Sarabun New" w:cs="TH Sarabun New" w:hint="cs"/>
+                <w:rFonts w:ascii="TH Sarabun New" w:hAnsi="TH Sarabun New" w:cs="TH Sarabun New"/>
                 <w:sz w:val="28"/>
                 <w:cs/>
               </w:rPr>
@@ -10010,7 +9976,7 @@
           <w:p>
             <w:pPr>
               <w:rPr>
-                <w:rFonts w:ascii="TH Sarabun New" w:hAnsi="TH Sarabun New" w:cs="TH Sarabun New" w:hint="cs"/>
+                <w:rFonts w:ascii="TH Sarabun New" w:hAnsi="TH Sarabun New" w:cs="TH Sarabun New"/>
                 <w:sz w:val="28"/>
                 <w:cs/>
               </w:rPr>
@@ -10976,7 +10942,7 @@
           <w:p>
             <w:pPr>
               <w:rPr>
-                <w:rFonts w:ascii="TH Sarabun New" w:hAnsi="TH Sarabun New" w:cs="TH Sarabun New" w:hint="cs"/>
+                <w:rFonts w:ascii="TH Sarabun New" w:hAnsi="TH Sarabun New" w:cs="TH Sarabun New"/>
                 <w:sz w:val="28"/>
                 <w:cs/>
               </w:rPr>
@@ -11089,7 +11055,7 @@
           <w:p>
             <w:pPr>
               <w:rPr>
-                <w:rFonts w:ascii="TH Sarabun New" w:hAnsi="TH Sarabun New" w:cs="TH Sarabun New" w:hint="cs"/>
+                <w:rFonts w:ascii="TH Sarabun New" w:hAnsi="TH Sarabun New" w:cs="TH Sarabun New"/>
                 <w:sz w:val="28"/>
                 <w:cs/>
               </w:rPr>
@@ -11910,7 +11876,14 @@
           <w:sz w:val="28"/>
           <w:cs/>
         </w:rPr>
-        <w:t>ระบบ</w:t>
+        <w:t xml:space="preserve">ระบบจะไม่จำเป็นต้องเติม </w:t>
+      </w:r>
+      <w:r>
+        <w:rPr>
+          <w:rFonts w:ascii="TH Sarabun New" w:hAnsi="TH Sarabun New" w:cs="TH Sarabun New"/>
+          <w:sz w:val="28"/>
+        </w:rPr>
+        <w:t xml:space="preserve">Context </w:t>
       </w:r>
       <w:r>
         <w:rPr>
@@ -11918,7 +11891,14 @@
           <w:sz w:val="28"/>
           <w:cs/>
         </w:rPr>
-        <w:t>จะ</w:t>
+        <w:t xml:space="preserve">ทุกประเภทให้กับข้อมูลทุก </w:t>
+      </w:r>
+      <w:r>
+        <w:rPr>
+          <w:rFonts w:ascii="TH Sarabun New" w:hAnsi="TH Sarabun New" w:cs="TH Sarabun New"/>
+          <w:sz w:val="28"/>
+        </w:rPr>
+        <w:t xml:space="preserve">Record </w:t>
       </w:r>
       <w:r>
         <w:rPr>
@@ -11926,53 +11906,7 @@
           <w:sz w:val="28"/>
           <w:cs/>
         </w:rPr>
-        <w:t xml:space="preserve">ไม่จำเป็นต้องเติม </w:t>
-      </w:r>
-      <w:r>
-        <w:rPr>
-          <w:rFonts w:ascii="TH Sarabun New" w:hAnsi="TH Sarabun New" w:cs="TH Sarabun New"/>
-          <w:sz w:val="28"/>
-        </w:rPr>
-        <w:t xml:space="preserve">Context </w:t>
-      </w:r>
-      <w:r>
-        <w:rPr>
-          <w:rFonts w:ascii="TH Sarabun New" w:hAnsi="TH Sarabun New" w:cs="TH Sarabun New"/>
-          <w:sz w:val="28"/>
-          <w:cs/>
-        </w:rPr>
-        <w:t xml:space="preserve">ทุกประเภทให้กับข้อมูลทุก </w:t>
-      </w:r>
-      <w:r>
-        <w:rPr>
-          <w:rFonts w:ascii="TH Sarabun New" w:hAnsi="TH Sarabun New" w:cs="TH Sarabun New"/>
-          <w:sz w:val="28"/>
-        </w:rPr>
-        <w:t xml:space="preserve">Record </w:t>
-      </w:r>
-      <w:r>
-        <w:rPr>
-          <w:rFonts w:ascii="TH Sarabun New" w:hAnsi="TH Sarabun New" w:cs="TH Sarabun New"/>
-          <w:sz w:val="28"/>
-          <w:cs/>
-        </w:rPr>
-        <w:t>แต่</w:t>
-      </w:r>
-      <w:r>
-        <w:rPr>
-          <w:rFonts w:ascii="TH Sarabun New" w:hAnsi="TH Sarabun New" w:cs="TH Sarabun New"/>
-          <w:sz w:val="28"/>
-          <w:cs/>
-        </w:rPr>
-        <w:t>จะ</w:t>
-      </w:r>
-      <w:r>
-        <w:rPr>
-          <w:rFonts w:ascii="TH Sarabun New" w:hAnsi="TH Sarabun New" w:cs="TH Sarabun New"/>
-          <w:sz w:val="28"/>
-          <w:cs/>
-        </w:rPr>
-        <w:t>เลือกเฉพาะข้อมูลที่จำเป็นต่อการวิเคราะห์หรือการตัดสินใจ เช่น</w:t>
+        <w:t>แต่จะเลือกเฉพาะข้อมูลที่จำเป็นต่อการวิเคราะห์หรือการตัดสินใจ เช่น</w:t>
       </w:r>
     </w:p>
     <w:tbl>
@@ -12964,15 +12898,7 @@
                 <w:sz w:val="28"/>
                 <w:cs/>
               </w:rPr>
-              <w:t>สำหรับระบุกฎแต่ละรายก</w:t>
-            </w:r>
-            <w:r>
-              <w:rPr>
-                <w:rFonts w:ascii="TH Sarabun New" w:hAnsi="TH Sarabun New" w:cs="TH Sarabun New"/>
-                <w:sz w:val="28"/>
-                <w:cs/>
-              </w:rPr>
-              <w:t>าร</w:t>
+              <w:t>สำหรับระบุกฎแต่ละรายการ</w:t>
             </w:r>
           </w:p>
         </w:tc>
@@ -13344,7 +13270,7 @@
     <w:p>
       <w:pPr>
         <w:rPr>
-          <w:rFonts w:ascii="TH Sarabun New" w:hAnsi="TH Sarabun New" w:cs="TH Sarabun New" w:hint="cs"/>
+          <w:rFonts w:ascii="TH Sarabun New" w:hAnsi="TH Sarabun New" w:cs="TH Sarabun New"/>
           <w:sz w:val="28"/>
         </w:rPr>
       </w:pPr>
@@ -14171,70 +14097,7 @@
           <w:sz w:val="24"/>
           <w:szCs w:val="22"/>
         </w:rPr>
-        <w:t xml:space="preserve">-&gt; </w:t>
-      </w:r>
-      <w:r>
-        <w:rPr>
-          <w:rFonts w:ascii="TH Sarabun New" w:eastAsia="TH Sarabun New" w:hAnsi="TH Sarabun New" w:cs="TH Sarabun New"/>
-          <w:bCs/>
-          <w:sz w:val="24"/>
-          <w:szCs w:val="22"/>
-        </w:rPr>
-        <w:t>Enforcement Adapter</w:t>
-      </w:r>
-      <w:r>
-        <w:rPr>
-          <w:rFonts w:ascii="TH Sarabun New" w:eastAsia="TH Sarabun New" w:hAnsi="TH Sarabun New" w:cs="TH Sarabun New"/>
-          <w:bCs/>
-          <w:sz w:val="24"/>
-          <w:szCs w:val="22"/>
-        </w:rPr>
-        <w:t xml:space="preserve"> -&gt; </w:t>
-      </w:r>
-      <w:r>
-        <w:rPr>
-          <w:rFonts w:ascii="TH Sarabun New" w:eastAsia="TH Sarabun New" w:hAnsi="TH Sarabun New" w:cs="TH Sarabun New"/>
-          <w:bCs/>
-          <w:sz w:val="24"/>
-          <w:szCs w:val="22"/>
-        </w:rPr>
-        <w:t>Network Device / SDN Controller</w:t>
-      </w:r>
-      <w:r>
-        <w:rPr>
-          <w:rFonts w:ascii="TH Sarabun New" w:eastAsia="TH Sarabun New" w:hAnsi="TH Sarabun New" w:cs="TH Sarabun New"/>
-          <w:bCs/>
-          <w:sz w:val="24"/>
-          <w:szCs w:val="22"/>
-        </w:rPr>
-        <w:t xml:space="preserve"> -&gt; </w:t>
-      </w:r>
-      <w:r>
-        <w:rPr>
-          <w:rFonts w:ascii="TH Sarabun New" w:eastAsia="TH Sarabun New" w:hAnsi="TH Sarabun New" w:cs="TH Sarabun New"/>
-          <w:bCs/>
-          <w:sz w:val="24"/>
-          <w:szCs w:val="22"/>
-        </w:rPr>
-        <w:t>Success Response</w:t>
-      </w:r>
-      <w:r>
-        <w:rPr>
-          <w:rFonts w:ascii="TH Sarabun New" w:eastAsia="TH Sarabun New" w:hAnsi="TH Sarabun New" w:cs="TH Sarabun New"/>
-          <w:bCs/>
-          <w:sz w:val="24"/>
-          <w:szCs w:val="22"/>
-        </w:rPr>
-        <w:t xml:space="preserve"> -&gt; </w:t>
-      </w:r>
-      <w:r>
-        <w:rPr>
-          <w:rFonts w:ascii="TH Sarabun New" w:eastAsia="TH Sarabun New" w:hAnsi="TH Sarabun New" w:cs="TH Sarabun New"/>
-          <w:bCs/>
-          <w:sz w:val="24"/>
-          <w:szCs w:val="22"/>
-        </w:rPr>
-        <w:t>Rule Status = Active</w:t>
+        <w:t>-&gt; Enforcement Adapter -&gt; Network Device / SDN Controller -&gt; Success Response -&gt; Rule Status = Active</w:t>
       </w:r>
     </w:p>
     <w:p>
@@ -14330,15 +14193,17 @@
     </w:p>
     <w:p>
       <w:pPr>
-        <w:rPr>
-          <w:rFonts w:ascii="TH Sarabun New" w:hAnsi="TH Sarabun New" w:cs="TH Sarabun New"/>
-          <w:sz w:val="28"/>
+        <w:spacing w:line="278" w:lineRule="auto"/>
+        <w:rPr>
+          <w:rFonts w:ascii="TH Sarabun New" w:eastAsia="TH Sarabun New" w:hAnsi="TH Sarabun New" w:cs="TH Sarabun New"/>
+          <w:b/>
+          <w:sz w:val="32"/>
         </w:rPr>
       </w:pPr>
     </w:p>
     <w:p>
       <w:pPr>
-        <w:spacing w:line="278" w:lineRule="auto"/>
+        <w:spacing w:line="240" w:lineRule="auto"/>
         <w:rPr>
           <w:rFonts w:ascii="TH Sarabun New" w:eastAsia="TH Sarabun New" w:hAnsi="TH Sarabun New" w:cs="TH Sarabun New"/>
           <w:b/>
@@ -14352,7 +14217,23 @@
           <w:sz w:val="32"/>
         </w:rPr>
         <w:lastRenderedPageBreak/>
-        <w:br w:type="page"/>
+        <w:t xml:space="preserve">3.1.2. </w:t>
+      </w:r>
+      <w:r>
+        <w:rPr>
+          <w:rFonts w:ascii="TH Sarabun New" w:eastAsia="TH Sarabun New" w:hAnsi="TH Sarabun New" w:cs="TH Sarabun New"/>
+          <w:b/>
+          <w:sz w:val="32"/>
+        </w:rPr>
+        <w:t>Functional</w:t>
+      </w:r>
+      <w:r>
+        <w:rPr>
+          <w:rFonts w:ascii="TH Sarabun New" w:eastAsia="TH Sarabun New" w:hAnsi="TH Sarabun New" w:cs="TH Sarabun New"/>
+          <w:b/>
+          <w:sz w:val="32"/>
+        </w:rPr>
+        <w:t xml:space="preserve"> Requirement</w:t>
       </w:r>
     </w:p>
     <w:p>
@@ -14370,26 +14251,3578 @@
           <w:b/>
           <w:sz w:val="32"/>
         </w:rPr>
-        <w:lastRenderedPageBreak/>
-        <w:t xml:space="preserve">3.1.2. </w:t>
-      </w:r>
-      <w:proofErr w:type="spellStart"/>
-      <w:r>
+        <w:t>Version-1</w:t>
+      </w:r>
+    </w:p>
+    <w:tbl>
+      <w:tblPr>
+        <w:tblStyle w:val="TableGrid"/>
+        <w:tblW w:w="0" w:type="auto"/>
+        <w:tblLook w:val="04A0" w:firstRow="1" w:lastRow="0" w:firstColumn="1" w:lastColumn="0" w:noHBand="0" w:noVBand="1"/>
+      </w:tblPr>
+      <w:tblGrid>
+        <w:gridCol w:w="1165"/>
+        <w:gridCol w:w="5760"/>
+        <w:gridCol w:w="2425"/>
+      </w:tblGrid>
+      <w:tr>
+        <w:tc>
+          <w:tcPr>
+            <w:tcW w:w="1165" w:type="dxa"/>
+          </w:tcPr>
+          <w:p>
+            <w:pPr>
+              <w:spacing w:line="240" w:lineRule="auto"/>
+              <w:rPr>
+                <w:rFonts w:ascii="TH Sarabun New" w:eastAsia="TH Sarabun New" w:hAnsi="TH Sarabun New" w:cs="TH Sarabun New"/>
+                <w:b/>
+                <w:sz w:val="32"/>
+              </w:rPr>
+            </w:pPr>
+            <w:r>
+              <w:rPr>
+                <w:rFonts w:ascii="TH Sarabun New" w:eastAsia="TH Sarabun New" w:hAnsi="TH Sarabun New" w:cs="TH Sarabun New"/>
+                <w:b/>
+                <w:sz w:val="32"/>
+              </w:rPr>
+              <w:t>ID</w:t>
+            </w:r>
+          </w:p>
+        </w:tc>
+        <w:tc>
+          <w:tcPr>
+            <w:tcW w:w="5760" w:type="dxa"/>
+          </w:tcPr>
+          <w:p>
+            <w:pPr>
+              <w:spacing w:line="240" w:lineRule="auto"/>
+              <w:rPr>
+                <w:rFonts w:ascii="TH Sarabun New" w:eastAsia="TH Sarabun New" w:hAnsi="TH Sarabun New" w:cs="TH Sarabun New"/>
+                <w:b/>
+                <w:sz w:val="32"/>
+              </w:rPr>
+            </w:pPr>
+            <w:r>
+              <w:rPr>
+                <w:rFonts w:ascii="TH Sarabun New" w:eastAsia="TH Sarabun New" w:hAnsi="TH Sarabun New" w:cs="TH Sarabun New"/>
+                <w:b/>
+                <w:sz w:val="32"/>
+              </w:rPr>
+              <w:t>Function</w:t>
+            </w:r>
+          </w:p>
+        </w:tc>
+        <w:tc>
+          <w:tcPr>
+            <w:tcW w:w="2425" w:type="dxa"/>
+          </w:tcPr>
+          <w:p>
+            <w:pPr>
+              <w:spacing w:line="240" w:lineRule="auto"/>
+              <w:rPr>
+                <w:rFonts w:ascii="TH Sarabun New" w:eastAsia="TH Sarabun New" w:hAnsi="TH Sarabun New" w:cs="TH Sarabun New"/>
+                <w:b/>
+                <w:sz w:val="32"/>
+              </w:rPr>
+            </w:pPr>
+            <w:r>
+              <w:rPr>
+                <w:rFonts w:ascii="TH Sarabun New" w:eastAsia="TH Sarabun New" w:hAnsi="TH Sarabun New" w:cs="TH Sarabun New"/>
+                <w:b/>
+                <w:sz w:val="32"/>
+              </w:rPr>
+              <w:t>Derived From</w:t>
+            </w:r>
+          </w:p>
+        </w:tc>
+      </w:tr>
+      <w:tr>
+        <w:tc>
+          <w:tcPr>
+            <w:tcW w:w="1165" w:type="dxa"/>
+          </w:tcPr>
+          <w:p>
+            <w:pPr>
+              <w:spacing w:line="240" w:lineRule="auto"/>
+              <w:rPr>
+                <w:rFonts w:ascii="TH Sarabun New" w:eastAsia="TH Sarabun New" w:hAnsi="TH Sarabun New" w:cs="TH Sarabun New"/>
+                <w:b/>
+                <w:sz w:val="32"/>
+              </w:rPr>
+            </w:pPr>
+            <w:r>
+              <w:rPr>
+                <w:rFonts w:ascii="TH Sarabun New" w:eastAsia="TH Sarabun New" w:hAnsi="TH Sarabun New" w:cs="TH Sarabun New"/>
+                <w:b/>
+                <w:sz w:val="32"/>
+              </w:rPr>
+              <w:t>FR</w:t>
+            </w:r>
+            <w:r>
+              <w:rPr>
+                <w:rFonts w:ascii="TH Sarabun New" w:eastAsia="TH Sarabun New" w:hAnsi="TH Sarabun New" w:cs="TH Sarabun New"/>
+                <w:b/>
+                <w:sz w:val="32"/>
+              </w:rPr>
+              <w:t>-01</w:t>
+            </w:r>
+          </w:p>
+        </w:tc>
+        <w:tc>
+          <w:tcPr>
+            <w:tcW w:w="5760" w:type="dxa"/>
+          </w:tcPr>
+          <w:p>
+            <w:pPr>
+              <w:spacing w:line="240" w:lineRule="auto"/>
+              <w:rPr>
+                <w:rFonts w:ascii="TH Sarabun New" w:eastAsia="TH Sarabun New" w:hAnsi="TH Sarabun New" w:cs="TH Sarabun New"/>
+                <w:b/>
+                <w:sz w:val="32"/>
+              </w:rPr>
+            </w:pPr>
+            <w:r>
+              <w:rPr>
+                <w:rFonts w:ascii="TH Sarabun New" w:eastAsia="TH Sarabun New" w:hAnsi="TH Sarabun New" w:cs="TH Sarabun New"/>
+                <w:b/>
+                <w:sz w:val="28"/>
+                <w:cs/>
+              </w:rPr>
+              <w:t xml:space="preserve">ระบบต้องสามารถรับข้อมูล </w:t>
+            </w:r>
+            <w:r>
+              <w:rPr>
+                <w:rFonts w:ascii="TH Sarabun New" w:eastAsia="TH Sarabun New" w:hAnsi="TH Sarabun New" w:cs="TH Sarabun New"/>
+                <w:b/>
+                <w:sz w:val="28"/>
+              </w:rPr>
+              <w:t xml:space="preserve">Network Monitoring </w:t>
+            </w:r>
+            <w:r>
+              <w:rPr>
+                <w:rFonts w:ascii="TH Sarabun New" w:eastAsia="TH Sarabun New" w:hAnsi="TH Sarabun New" w:cs="TH Sarabun New"/>
+                <w:b/>
+                <w:sz w:val="28"/>
+                <w:cs/>
+              </w:rPr>
+              <w:t xml:space="preserve">จาก </w:t>
+            </w:r>
+            <w:r>
+              <w:rPr>
+                <w:rFonts w:ascii="TH Sarabun New" w:eastAsia="TH Sarabun New" w:hAnsi="TH Sarabun New" w:cs="TH Sarabun New"/>
+                <w:b/>
+                <w:sz w:val="28"/>
+              </w:rPr>
+              <w:t xml:space="preserve">Monitoring Data Source </w:t>
+            </w:r>
+            <w:r>
+              <w:rPr>
+                <w:rFonts w:ascii="TH Sarabun New" w:eastAsia="TH Sarabun New" w:hAnsi="TH Sarabun New" w:cs="TH Sarabun New"/>
+                <w:b/>
+                <w:sz w:val="28"/>
+                <w:cs/>
+              </w:rPr>
+              <w:t xml:space="preserve">ภายนอกผ่าน </w:t>
+            </w:r>
+            <w:r>
+              <w:rPr>
+                <w:rFonts w:ascii="TH Sarabun New" w:eastAsia="TH Sarabun New" w:hAnsi="TH Sarabun New" w:cs="TH Sarabun New"/>
+                <w:b/>
+                <w:sz w:val="28"/>
+              </w:rPr>
+              <w:t xml:space="preserve">Incoming Adapter </w:t>
+            </w:r>
+            <w:r>
+              <w:rPr>
+                <w:rFonts w:ascii="TH Sarabun New" w:eastAsia="TH Sarabun New" w:hAnsi="TH Sarabun New" w:cs="TH Sarabun New"/>
+                <w:b/>
+                <w:sz w:val="28"/>
+                <w:cs/>
+              </w:rPr>
+              <w:t>ได้</w:t>
+            </w:r>
+          </w:p>
+        </w:tc>
+        <w:tc>
+          <w:tcPr>
+            <w:tcW w:w="2425" w:type="dxa"/>
+          </w:tcPr>
+          <w:p>
+            <w:pPr>
+              <w:spacing w:line="240" w:lineRule="auto"/>
+              <w:rPr>
+                <w:rFonts w:ascii="TH Sarabun New" w:eastAsia="TH Sarabun New" w:hAnsi="TH Sarabun New" w:cs="TH Sarabun New"/>
+                <w:b/>
+                <w:sz w:val="32"/>
+              </w:rPr>
+            </w:pPr>
+            <w:r>
+              <w:rPr>
+                <w:rFonts w:ascii="TH Sarabun New" w:eastAsia="TH Sarabun New" w:hAnsi="TH Sarabun New" w:cs="TH Sarabun New"/>
+                <w:b/>
+                <w:sz w:val="28"/>
+              </w:rPr>
+              <w:t>MON-SR-01, MON-SR-02, IA-SR-01</w:t>
+            </w:r>
+          </w:p>
+        </w:tc>
+      </w:tr>
+      <w:tr>
+        <w:tc>
+          <w:tcPr>
+            <w:tcW w:w="1165" w:type="dxa"/>
+          </w:tcPr>
+          <w:p>
+            <w:pPr>
+              <w:spacing w:line="240" w:lineRule="auto"/>
+              <w:rPr>
+                <w:rFonts w:ascii="TH Sarabun New" w:eastAsia="TH Sarabun New" w:hAnsi="TH Sarabun New" w:cs="TH Sarabun New"/>
+                <w:b/>
+                <w:sz w:val="32"/>
+              </w:rPr>
+            </w:pPr>
+            <w:r>
+              <w:rPr>
+                <w:rFonts w:ascii="TH Sarabun New" w:eastAsia="TH Sarabun New" w:hAnsi="TH Sarabun New" w:cs="TH Sarabun New"/>
+                <w:b/>
+                <w:sz w:val="32"/>
+              </w:rPr>
+              <w:t>FR-02</w:t>
+            </w:r>
+          </w:p>
+        </w:tc>
+        <w:tc>
+          <w:tcPr>
+            <w:tcW w:w="5760" w:type="dxa"/>
+          </w:tcPr>
+          <w:p>
+            <w:pPr>
+              <w:spacing w:line="240" w:lineRule="auto"/>
+              <w:rPr>
+                <w:rFonts w:ascii="TH Sarabun New" w:eastAsia="TH Sarabun New" w:hAnsi="TH Sarabun New" w:cs="TH Sarabun New"/>
+                <w:b/>
+                <w:sz w:val="28"/>
+                <w:cs/>
+              </w:rPr>
+            </w:pPr>
+            <w:r>
+              <w:rPr>
+                <w:rFonts w:ascii="TH Sarabun New" w:eastAsia="TH Sarabun New" w:hAnsi="TH Sarabun New" w:cs="TH Sarabun New"/>
+                <w:b/>
+                <w:sz w:val="28"/>
+                <w:cs/>
+              </w:rPr>
+              <w:t xml:space="preserve">ระบบต้องสามารถตรวจสอบ สกัด และเตรียมข้อมูลที่รับจาก </w:t>
+            </w:r>
+            <w:r>
+              <w:rPr>
+                <w:rFonts w:ascii="TH Sarabun New" w:eastAsia="TH Sarabun New" w:hAnsi="TH Sarabun New" w:cs="TH Sarabun New"/>
+                <w:b/>
+                <w:sz w:val="28"/>
+              </w:rPr>
+              <w:t xml:space="preserve">Monitoring Source </w:t>
+            </w:r>
+            <w:r>
+              <w:rPr>
+                <w:rFonts w:ascii="TH Sarabun New" w:eastAsia="TH Sarabun New" w:hAnsi="TH Sarabun New" w:cs="TH Sarabun New"/>
+                <w:b/>
+                <w:sz w:val="28"/>
+                <w:cs/>
+              </w:rPr>
+              <w:t xml:space="preserve">ก่อนเข้าสู่กระบวนการ </w:t>
+            </w:r>
+            <w:r>
+              <w:rPr>
+                <w:rFonts w:ascii="TH Sarabun New" w:eastAsia="TH Sarabun New" w:hAnsi="TH Sarabun New" w:cs="TH Sarabun New"/>
+                <w:b/>
+                <w:sz w:val="28"/>
+              </w:rPr>
+              <w:t xml:space="preserve">Normalization </w:t>
+            </w:r>
+            <w:r>
+              <w:rPr>
+                <w:rFonts w:ascii="TH Sarabun New" w:eastAsia="TH Sarabun New" w:hAnsi="TH Sarabun New" w:cs="TH Sarabun New"/>
+                <w:b/>
+                <w:sz w:val="28"/>
+                <w:cs/>
+              </w:rPr>
+              <w:t>รวมถึงการตรวจสอบข้อมูลซ้ำและระบุแหล่งที่มาของข้อมูล</w:t>
+            </w:r>
+          </w:p>
+        </w:tc>
+        <w:tc>
+          <w:tcPr>
+            <w:tcW w:w="2425" w:type="dxa"/>
+          </w:tcPr>
+          <w:p>
+            <w:pPr>
+              <w:spacing w:line="240" w:lineRule="auto"/>
+              <w:rPr>
+                <w:rFonts w:ascii="TH Sarabun New" w:eastAsia="TH Sarabun New" w:hAnsi="TH Sarabun New" w:cs="TH Sarabun New"/>
+                <w:b/>
+                <w:sz w:val="28"/>
+              </w:rPr>
+            </w:pPr>
+            <w:r>
+              <w:rPr>
+                <w:rFonts w:ascii="TH Sarabun New" w:eastAsia="TH Sarabun New" w:hAnsi="TH Sarabun New" w:cs="TH Sarabun New"/>
+                <w:b/>
+                <w:sz w:val="28"/>
+              </w:rPr>
+              <w:t>IA-SR-02, IA-SR-03, IA-SR-04, IA-SR-05, IA-SR-07</w:t>
+            </w:r>
+          </w:p>
+        </w:tc>
+      </w:tr>
+      <w:tr>
+        <w:tc>
+          <w:tcPr>
+            <w:tcW w:w="1165" w:type="dxa"/>
+          </w:tcPr>
+          <w:p>
+            <w:pPr>
+              <w:spacing w:line="240" w:lineRule="auto"/>
+              <w:rPr>
+                <w:rFonts w:ascii="TH Sarabun New" w:eastAsia="TH Sarabun New" w:hAnsi="TH Sarabun New" w:cs="TH Sarabun New"/>
+                <w:b/>
+                <w:sz w:val="32"/>
+              </w:rPr>
+            </w:pPr>
+            <w:r>
+              <w:rPr>
+                <w:rFonts w:ascii="TH Sarabun New" w:eastAsia="TH Sarabun New" w:hAnsi="TH Sarabun New" w:cs="TH Sarabun New"/>
+                <w:b/>
+                <w:sz w:val="32"/>
+              </w:rPr>
+              <w:t>FR-03</w:t>
+            </w:r>
+          </w:p>
+        </w:tc>
+        <w:tc>
+          <w:tcPr>
+            <w:tcW w:w="5760" w:type="dxa"/>
+          </w:tcPr>
+          <w:p>
+            <w:pPr>
+              <w:spacing w:line="240" w:lineRule="auto"/>
+              <w:rPr>
+                <w:rFonts w:ascii="TH Sarabun New" w:eastAsia="TH Sarabun New" w:hAnsi="TH Sarabun New" w:cs="TH Sarabun New"/>
+                <w:b/>
+                <w:sz w:val="28"/>
+                <w:cs/>
+              </w:rPr>
+            </w:pPr>
+            <w:r>
+              <w:rPr>
+                <w:rFonts w:ascii="TH Sarabun New" w:eastAsia="TH Sarabun New" w:hAnsi="TH Sarabun New" w:cs="TH Sarabun New"/>
+                <w:b/>
+                <w:sz w:val="28"/>
+                <w:cs/>
+              </w:rPr>
+              <w:t xml:space="preserve">ระบบต้องสามารถปรับข้อมูลจาก </w:t>
+            </w:r>
+            <w:r>
+              <w:rPr>
+                <w:rFonts w:ascii="TH Sarabun New" w:eastAsia="TH Sarabun New" w:hAnsi="TH Sarabun New" w:cs="TH Sarabun New"/>
+                <w:b/>
+                <w:sz w:val="28"/>
+              </w:rPr>
+              <w:t xml:space="preserve">Monitoring Source </w:t>
+            </w:r>
+            <w:r>
+              <w:rPr>
+                <w:rFonts w:ascii="TH Sarabun New" w:eastAsia="TH Sarabun New" w:hAnsi="TH Sarabun New" w:cs="TH Sarabun New"/>
+                <w:b/>
+                <w:sz w:val="28"/>
+                <w:cs/>
+              </w:rPr>
+              <w:t xml:space="preserve">ให้อยู่ใน </w:t>
+            </w:r>
+            <w:r>
+              <w:rPr>
+                <w:rFonts w:ascii="TH Sarabun New" w:eastAsia="TH Sarabun New" w:hAnsi="TH Sarabun New" w:cs="TH Sarabun New"/>
+                <w:b/>
+                <w:sz w:val="28"/>
+              </w:rPr>
+              <w:t xml:space="preserve">Common Telemetry Schema </w:t>
+            </w:r>
+            <w:r>
+              <w:rPr>
+                <w:rFonts w:ascii="TH Sarabun New" w:eastAsia="TH Sarabun New" w:hAnsi="TH Sarabun New" w:cs="TH Sarabun New"/>
+                <w:b/>
+                <w:sz w:val="28"/>
+                <w:cs/>
+              </w:rPr>
+              <w:t xml:space="preserve">โดยทำ </w:t>
+            </w:r>
+            <w:r>
+              <w:rPr>
+                <w:rFonts w:ascii="TH Sarabun New" w:eastAsia="TH Sarabun New" w:hAnsi="TH Sarabun New" w:cs="TH Sarabun New"/>
+                <w:b/>
+                <w:sz w:val="28"/>
+              </w:rPr>
+              <w:t xml:space="preserve">Validation, Field Mapping </w:t>
+            </w:r>
+            <w:r>
+              <w:rPr>
+                <w:rFonts w:ascii="TH Sarabun New" w:eastAsia="TH Sarabun New" w:hAnsi="TH Sarabun New" w:cs="TH Sarabun New"/>
+                <w:b/>
+                <w:sz w:val="28"/>
+                <w:cs/>
+              </w:rPr>
+              <w:t xml:space="preserve">และ </w:t>
+            </w:r>
+            <w:r>
+              <w:rPr>
+                <w:rFonts w:ascii="TH Sarabun New" w:eastAsia="TH Sarabun New" w:hAnsi="TH Sarabun New" w:cs="TH Sarabun New"/>
+                <w:b/>
+                <w:sz w:val="28"/>
+              </w:rPr>
+              <w:t xml:space="preserve">Format Conversion </w:t>
+            </w:r>
+            <w:r>
+              <w:rPr>
+                <w:rFonts w:ascii="TH Sarabun New" w:eastAsia="TH Sarabun New" w:hAnsi="TH Sarabun New" w:cs="TH Sarabun New"/>
+                <w:b/>
+                <w:sz w:val="28"/>
+                <w:cs/>
+              </w:rPr>
+              <w:t>ได้</w:t>
+            </w:r>
+          </w:p>
+        </w:tc>
+        <w:tc>
+          <w:tcPr>
+            <w:tcW w:w="2425" w:type="dxa"/>
+          </w:tcPr>
+          <w:p>
+            <w:pPr>
+              <w:spacing w:line="240" w:lineRule="auto"/>
+              <w:rPr>
+                <w:rFonts w:ascii="TH Sarabun New" w:eastAsia="TH Sarabun New" w:hAnsi="TH Sarabun New" w:cs="TH Sarabun New"/>
+                <w:b/>
+                <w:sz w:val="28"/>
+              </w:rPr>
+            </w:pPr>
+            <w:r>
+              <w:rPr>
+                <w:rFonts w:ascii="TH Sarabun New" w:eastAsia="TH Sarabun New" w:hAnsi="TH Sarabun New" w:cs="TH Sarabun New"/>
+                <w:b/>
+                <w:sz w:val="28"/>
+              </w:rPr>
+              <w:t>NORM-SR-01, NORM-SR-02, NORM-SR-03, NORM-SR-04</w:t>
+            </w:r>
+          </w:p>
+        </w:tc>
+      </w:tr>
+      <w:tr>
+        <w:tc>
+          <w:tcPr>
+            <w:tcW w:w="1165" w:type="dxa"/>
+          </w:tcPr>
+          <w:p>
+            <w:pPr>
+              <w:spacing w:line="240" w:lineRule="auto"/>
+              <w:rPr>
+                <w:rFonts w:ascii="TH Sarabun New" w:eastAsia="TH Sarabun New" w:hAnsi="TH Sarabun New" w:cs="TH Sarabun New"/>
+                <w:b/>
+                <w:sz w:val="32"/>
+              </w:rPr>
+            </w:pPr>
+            <w:r>
+              <w:rPr>
+                <w:rFonts w:ascii="TH Sarabun New" w:eastAsia="TH Sarabun New" w:hAnsi="TH Sarabun New" w:cs="TH Sarabun New"/>
+                <w:b/>
+                <w:sz w:val="32"/>
+              </w:rPr>
+              <w:t>FR-04</w:t>
+            </w:r>
+          </w:p>
+        </w:tc>
+        <w:tc>
+          <w:tcPr>
+            <w:tcW w:w="5760" w:type="dxa"/>
+          </w:tcPr>
+          <w:p>
+            <w:pPr>
+              <w:spacing w:line="240" w:lineRule="auto"/>
+              <w:rPr>
+                <w:rFonts w:ascii="TH Sarabun New" w:eastAsia="TH Sarabun New" w:hAnsi="TH Sarabun New" w:cs="TH Sarabun New"/>
+                <w:b/>
+                <w:sz w:val="28"/>
+                <w:cs/>
+              </w:rPr>
+            </w:pPr>
+            <w:r>
+              <w:rPr>
+                <w:rFonts w:ascii="TH Sarabun New" w:eastAsia="TH Sarabun New" w:hAnsi="TH Sarabun New" w:cs="TH Sarabun New"/>
+                <w:b/>
+                <w:sz w:val="28"/>
+                <w:cs/>
+              </w:rPr>
+              <w:t xml:space="preserve">ระบบต้องสามารถเพิ่ม </w:t>
+            </w:r>
+            <w:r>
+              <w:rPr>
+                <w:rFonts w:ascii="TH Sarabun New" w:eastAsia="TH Sarabun New" w:hAnsi="TH Sarabun New" w:cs="TH Sarabun New"/>
+                <w:b/>
+                <w:sz w:val="28"/>
+              </w:rPr>
+              <w:t xml:space="preserve">Context </w:t>
+            </w:r>
+            <w:r>
+              <w:rPr>
+                <w:rFonts w:ascii="TH Sarabun New" w:eastAsia="TH Sarabun New" w:hAnsi="TH Sarabun New" w:cs="TH Sarabun New"/>
+                <w:b/>
+                <w:sz w:val="28"/>
+                <w:cs/>
+              </w:rPr>
+              <w:t xml:space="preserve">และตรวจสอบความสัมพันธ์ของข้อมูลที่เกี่ยวข้องกับ </w:t>
+            </w:r>
+            <w:r>
+              <w:rPr>
+                <w:rFonts w:ascii="TH Sarabun New" w:eastAsia="TH Sarabun New" w:hAnsi="TH Sarabun New" w:cs="TH Sarabun New"/>
+                <w:b/>
+                <w:sz w:val="28"/>
+              </w:rPr>
+              <w:t xml:space="preserve">Traffic </w:t>
+            </w:r>
+            <w:r>
+              <w:rPr>
+                <w:rFonts w:ascii="TH Sarabun New" w:eastAsia="TH Sarabun New" w:hAnsi="TH Sarabun New" w:cs="TH Sarabun New"/>
+                <w:b/>
+                <w:sz w:val="28"/>
+                <w:cs/>
+              </w:rPr>
+              <w:t xml:space="preserve">หรือ </w:t>
+            </w:r>
+            <w:r>
+              <w:rPr>
+                <w:rFonts w:ascii="TH Sarabun New" w:eastAsia="TH Sarabun New" w:hAnsi="TH Sarabun New" w:cs="TH Sarabun New"/>
+                <w:b/>
+                <w:sz w:val="28"/>
+              </w:rPr>
+              <w:t xml:space="preserve">Flow </w:t>
+            </w:r>
+            <w:r>
+              <w:rPr>
+                <w:rFonts w:ascii="TH Sarabun New" w:eastAsia="TH Sarabun New" w:hAnsi="TH Sarabun New" w:cs="TH Sarabun New"/>
+                <w:b/>
+                <w:sz w:val="28"/>
+                <w:cs/>
+              </w:rPr>
+              <w:t>เดียวกันได้</w:t>
+            </w:r>
+          </w:p>
+        </w:tc>
+        <w:tc>
+          <w:tcPr>
+            <w:tcW w:w="2425" w:type="dxa"/>
+          </w:tcPr>
+          <w:p>
+            <w:pPr>
+              <w:spacing w:line="240" w:lineRule="auto"/>
+              <w:rPr>
+                <w:rFonts w:ascii="TH Sarabun New" w:eastAsia="TH Sarabun New" w:hAnsi="TH Sarabun New" w:cs="TH Sarabun New"/>
+                <w:b/>
+                <w:sz w:val="28"/>
+              </w:rPr>
+            </w:pPr>
+            <w:r>
+              <w:rPr>
+                <w:rFonts w:ascii="TH Sarabun New" w:eastAsia="TH Sarabun New" w:hAnsi="TH Sarabun New" w:cs="TH Sarabun New"/>
+                <w:b/>
+                <w:sz w:val="28"/>
+              </w:rPr>
+              <w:t>NORM-SR-05, NORM-SR-06, NORM-SR-08</w:t>
+            </w:r>
+          </w:p>
+        </w:tc>
+      </w:tr>
+      <w:tr>
+        <w:tc>
+          <w:tcPr>
+            <w:tcW w:w="1165" w:type="dxa"/>
+          </w:tcPr>
+          <w:p>
+            <w:pPr>
+              <w:spacing w:line="240" w:lineRule="auto"/>
+              <w:rPr>
+                <w:rFonts w:ascii="TH Sarabun New" w:eastAsia="TH Sarabun New" w:hAnsi="TH Sarabun New" w:cs="TH Sarabun New"/>
+                <w:b/>
+                <w:sz w:val="32"/>
+              </w:rPr>
+            </w:pPr>
+            <w:r>
+              <w:rPr>
+                <w:rFonts w:ascii="TH Sarabun New" w:eastAsia="TH Sarabun New" w:hAnsi="TH Sarabun New" w:cs="TH Sarabun New"/>
+                <w:b/>
+                <w:sz w:val="32"/>
+              </w:rPr>
+              <w:t>FR-05</w:t>
+            </w:r>
+          </w:p>
+        </w:tc>
+        <w:tc>
+          <w:tcPr>
+            <w:tcW w:w="5760" w:type="dxa"/>
+          </w:tcPr>
+          <w:p>
+            <w:pPr>
+              <w:spacing w:line="240" w:lineRule="auto"/>
+              <w:rPr>
+                <w:rFonts w:ascii="TH Sarabun New" w:eastAsia="TH Sarabun New" w:hAnsi="TH Sarabun New" w:cs="TH Sarabun New"/>
+                <w:b/>
+                <w:sz w:val="28"/>
+                <w:cs/>
+              </w:rPr>
+            </w:pPr>
+            <w:r>
+              <w:rPr>
+                <w:rFonts w:ascii="TH Sarabun New" w:eastAsia="TH Sarabun New" w:hAnsi="TH Sarabun New" w:cs="TH Sarabun New"/>
+                <w:b/>
+                <w:sz w:val="28"/>
+                <w:cs/>
+              </w:rPr>
+              <w:t xml:space="preserve">ระบบต้องสามารถจัดเก็บข้อมูลที่จำเป็นต่อการวิเคราะห์และการตรวจสอบย้อนหลัง เช่น </w:t>
+            </w:r>
+            <w:r>
+              <w:rPr>
+                <w:rFonts w:ascii="TH Sarabun New" w:eastAsia="TH Sarabun New" w:hAnsi="TH Sarabun New" w:cs="TH Sarabun New"/>
+                <w:b/>
+                <w:sz w:val="28"/>
+              </w:rPr>
+              <w:t xml:space="preserve">Normalized Data, Analysis Result, Generic Rule </w:t>
+            </w:r>
+            <w:r>
+              <w:rPr>
+                <w:rFonts w:ascii="TH Sarabun New" w:eastAsia="TH Sarabun New" w:hAnsi="TH Sarabun New" w:cs="TH Sarabun New"/>
+                <w:b/>
+                <w:sz w:val="28"/>
+                <w:cs/>
+              </w:rPr>
+              <w:t>และประวัติการดำเนินการของผู้ใช้</w:t>
+            </w:r>
+          </w:p>
+        </w:tc>
+        <w:tc>
+          <w:tcPr>
+            <w:tcW w:w="2425" w:type="dxa"/>
+          </w:tcPr>
+          <w:p>
+            <w:pPr>
+              <w:spacing w:line="240" w:lineRule="auto"/>
+              <w:rPr>
+                <w:rFonts w:ascii="TH Sarabun New" w:eastAsia="TH Sarabun New" w:hAnsi="TH Sarabun New" w:cs="TH Sarabun New"/>
+                <w:b/>
+                <w:sz w:val="28"/>
+              </w:rPr>
+            </w:pPr>
+            <w:r>
+              <w:rPr>
+                <w:rFonts w:ascii="TH Sarabun New" w:eastAsia="TH Sarabun New" w:hAnsi="TH Sarabun New" w:cs="TH Sarabun New"/>
+                <w:b/>
+                <w:sz w:val="28"/>
+              </w:rPr>
+              <w:t>DATA-SR-01, DATA-SR-02, DATA-SR-03, DATA-SR-04, DATA-SR-05, DATA-SR-06</w:t>
+            </w:r>
+          </w:p>
+        </w:tc>
+      </w:tr>
+      <w:tr>
+        <w:tc>
+          <w:tcPr>
+            <w:tcW w:w="1165" w:type="dxa"/>
+          </w:tcPr>
+          <w:p>
+            <w:pPr>
+              <w:spacing w:line="240" w:lineRule="auto"/>
+              <w:rPr>
+                <w:rFonts w:ascii="TH Sarabun New" w:eastAsia="TH Sarabun New" w:hAnsi="TH Sarabun New" w:cs="TH Sarabun New"/>
+                <w:b/>
+                <w:sz w:val="32"/>
+              </w:rPr>
+            </w:pPr>
+            <w:r>
+              <w:rPr>
+                <w:rFonts w:ascii="TH Sarabun New" w:eastAsia="TH Sarabun New" w:hAnsi="TH Sarabun New" w:cs="TH Sarabun New"/>
+                <w:b/>
+                <w:sz w:val="32"/>
+              </w:rPr>
+              <w:t>FR-06</w:t>
+            </w:r>
+          </w:p>
+        </w:tc>
+        <w:tc>
+          <w:tcPr>
+            <w:tcW w:w="5760" w:type="dxa"/>
+          </w:tcPr>
+          <w:p>
+            <w:pPr>
+              <w:spacing w:line="240" w:lineRule="auto"/>
+              <w:rPr>
+                <w:rFonts w:ascii="TH Sarabun New" w:eastAsia="TH Sarabun New" w:hAnsi="TH Sarabun New" w:cs="TH Sarabun New"/>
+                <w:b/>
+                <w:sz w:val="28"/>
+                <w:cs/>
+              </w:rPr>
+            </w:pPr>
+            <w:r>
+              <w:rPr>
+                <w:rFonts w:ascii="TH Sarabun New" w:eastAsia="TH Sarabun New" w:hAnsi="TH Sarabun New" w:cs="TH Sarabun New"/>
+                <w:b/>
+                <w:sz w:val="28"/>
+                <w:cs/>
+              </w:rPr>
+              <w:t xml:space="preserve">ระบบต้องสามารถจัดเก็บหรืออ้างอิง </w:t>
+            </w:r>
+            <w:r>
+              <w:rPr>
+                <w:rFonts w:ascii="TH Sarabun New" w:eastAsia="TH Sarabun New" w:hAnsi="TH Sarabun New" w:cs="TH Sarabun New"/>
+                <w:b/>
+                <w:sz w:val="28"/>
+              </w:rPr>
+              <w:t xml:space="preserve">Packet Capture </w:t>
+            </w:r>
+            <w:r>
+              <w:rPr>
+                <w:rFonts w:ascii="TH Sarabun New" w:eastAsia="TH Sarabun New" w:hAnsi="TH Sarabun New" w:cs="TH Sarabun New"/>
+                <w:b/>
+                <w:sz w:val="28"/>
+                <w:cs/>
+              </w:rPr>
+              <w:t xml:space="preserve">และเชื่อมโยง </w:t>
+            </w:r>
+            <w:r>
+              <w:rPr>
+                <w:rFonts w:ascii="TH Sarabun New" w:eastAsia="TH Sarabun New" w:hAnsi="TH Sarabun New" w:cs="TH Sarabun New"/>
+                <w:b/>
+                <w:sz w:val="28"/>
+              </w:rPr>
+              <w:t xml:space="preserve">PCAP </w:t>
+            </w:r>
+            <w:r>
+              <w:rPr>
+                <w:rFonts w:ascii="TH Sarabun New" w:eastAsia="TH Sarabun New" w:hAnsi="TH Sarabun New" w:cs="TH Sarabun New"/>
+                <w:b/>
+                <w:sz w:val="28"/>
+                <w:cs/>
+              </w:rPr>
+              <w:t xml:space="preserve">กับ </w:t>
+            </w:r>
+            <w:r>
+              <w:rPr>
+                <w:rFonts w:ascii="TH Sarabun New" w:eastAsia="TH Sarabun New" w:hAnsi="TH Sarabun New" w:cs="TH Sarabun New"/>
+                <w:b/>
+                <w:sz w:val="28"/>
+              </w:rPr>
+              <w:t xml:space="preserve">Event </w:t>
+            </w:r>
+            <w:r>
+              <w:rPr>
+                <w:rFonts w:ascii="TH Sarabun New" w:eastAsia="TH Sarabun New" w:hAnsi="TH Sarabun New" w:cs="TH Sarabun New"/>
+                <w:b/>
+                <w:sz w:val="28"/>
+                <w:cs/>
+              </w:rPr>
+              <w:t xml:space="preserve">หรือ </w:t>
+            </w:r>
+            <w:r>
+              <w:rPr>
+                <w:rFonts w:ascii="TH Sarabun New" w:eastAsia="TH Sarabun New" w:hAnsi="TH Sarabun New" w:cs="TH Sarabun New"/>
+                <w:b/>
+                <w:sz w:val="28"/>
+              </w:rPr>
+              <w:t xml:space="preserve">Analysis Result </w:t>
+            </w:r>
+            <w:r>
+              <w:rPr>
+                <w:rFonts w:ascii="TH Sarabun New" w:eastAsia="TH Sarabun New" w:hAnsi="TH Sarabun New" w:cs="TH Sarabun New"/>
+                <w:b/>
+                <w:sz w:val="28"/>
+                <w:cs/>
+              </w:rPr>
+              <w:t>ที่เกี่ยวข้องได้</w:t>
+            </w:r>
+          </w:p>
+        </w:tc>
+        <w:tc>
+          <w:tcPr>
+            <w:tcW w:w="2425" w:type="dxa"/>
+          </w:tcPr>
+          <w:p>
+            <w:pPr>
+              <w:spacing w:line="240" w:lineRule="auto"/>
+              <w:rPr>
+                <w:rFonts w:ascii="TH Sarabun New" w:eastAsia="TH Sarabun New" w:hAnsi="TH Sarabun New" w:cs="TH Sarabun New"/>
+                <w:b/>
+                <w:sz w:val="28"/>
+              </w:rPr>
+            </w:pPr>
+            <w:r>
+              <w:rPr>
+                <w:rFonts w:ascii="TH Sarabun New" w:eastAsia="TH Sarabun New" w:hAnsi="TH Sarabun New" w:cs="TH Sarabun New"/>
+                <w:b/>
+                <w:sz w:val="28"/>
+              </w:rPr>
+              <w:t>MON-SR-04, DATA-SR-07, DATA-SR-08, DATA-SR-09</w:t>
+            </w:r>
+          </w:p>
+        </w:tc>
+      </w:tr>
+      <w:tr>
+        <w:tc>
+          <w:tcPr>
+            <w:tcW w:w="1165" w:type="dxa"/>
+          </w:tcPr>
+          <w:p>
+            <w:pPr>
+              <w:spacing w:line="240" w:lineRule="auto"/>
+              <w:rPr>
+                <w:rFonts w:ascii="TH Sarabun New" w:eastAsia="TH Sarabun New" w:hAnsi="TH Sarabun New" w:cs="TH Sarabun New"/>
+                <w:b/>
+                <w:sz w:val="32"/>
+              </w:rPr>
+            </w:pPr>
+            <w:r>
+              <w:rPr>
+                <w:rFonts w:ascii="TH Sarabun New" w:eastAsia="TH Sarabun New" w:hAnsi="TH Sarabun New" w:cs="TH Sarabun New"/>
+                <w:b/>
+                <w:sz w:val="32"/>
+              </w:rPr>
+              <w:t>FR-07</w:t>
+            </w:r>
+          </w:p>
+        </w:tc>
+        <w:tc>
+          <w:tcPr>
+            <w:tcW w:w="5760" w:type="dxa"/>
+          </w:tcPr>
+          <w:p>
+            <w:pPr>
+              <w:spacing w:line="240" w:lineRule="auto"/>
+              <w:rPr>
+                <w:rFonts w:ascii="TH Sarabun New" w:eastAsia="TH Sarabun New" w:hAnsi="TH Sarabun New" w:cs="TH Sarabun New"/>
+                <w:b/>
+                <w:sz w:val="28"/>
+                <w:cs/>
+              </w:rPr>
+            </w:pPr>
+            <w:r>
+              <w:rPr>
+                <w:rFonts w:ascii="TH Sarabun New" w:eastAsia="TH Sarabun New" w:hAnsi="TH Sarabun New" w:cs="TH Sarabun New"/>
+                <w:b/>
+                <w:sz w:val="28"/>
+                <w:cs/>
+              </w:rPr>
+              <w:t xml:space="preserve">ระบบต้องสามารถวิเคราะห์ข้อมูลที่ผ่าน </w:t>
+            </w:r>
+            <w:r>
+              <w:rPr>
+                <w:rFonts w:ascii="TH Sarabun New" w:eastAsia="TH Sarabun New" w:hAnsi="TH Sarabun New" w:cs="TH Sarabun New"/>
+                <w:b/>
+                <w:sz w:val="28"/>
+              </w:rPr>
+              <w:t xml:space="preserve">Normalization </w:t>
+            </w:r>
+            <w:r>
+              <w:rPr>
+                <w:rFonts w:ascii="TH Sarabun New" w:eastAsia="TH Sarabun New" w:hAnsi="TH Sarabun New" w:cs="TH Sarabun New"/>
+                <w:b/>
+                <w:sz w:val="28"/>
+                <w:cs/>
+              </w:rPr>
+              <w:t xml:space="preserve">เพื่อระบุสถานะ ความผิดปกติ หรือความเสี่ยงของ </w:t>
+            </w:r>
+            <w:r>
+              <w:rPr>
+                <w:rFonts w:ascii="TH Sarabun New" w:eastAsia="TH Sarabun New" w:hAnsi="TH Sarabun New" w:cs="TH Sarabun New"/>
+                <w:b/>
+                <w:sz w:val="28"/>
+              </w:rPr>
+              <w:t xml:space="preserve">Network </w:t>
+            </w:r>
+            <w:r>
+              <w:rPr>
+                <w:rFonts w:ascii="TH Sarabun New" w:eastAsia="TH Sarabun New" w:hAnsi="TH Sarabun New" w:cs="TH Sarabun New"/>
+                <w:b/>
+                <w:sz w:val="28"/>
+                <w:cs/>
+              </w:rPr>
+              <w:t>พร้อมข้อมูลประกอบที่เกี่ยวข้องได้</w:t>
+            </w:r>
+          </w:p>
+        </w:tc>
+        <w:tc>
+          <w:tcPr>
+            <w:tcW w:w="2425" w:type="dxa"/>
+          </w:tcPr>
+          <w:p>
+            <w:pPr>
+              <w:spacing w:line="240" w:lineRule="auto"/>
+              <w:rPr>
+                <w:rFonts w:ascii="TH Sarabun New" w:eastAsia="TH Sarabun New" w:hAnsi="TH Sarabun New" w:cs="TH Sarabun New"/>
+                <w:b/>
+                <w:sz w:val="28"/>
+              </w:rPr>
+            </w:pPr>
+            <w:r>
+              <w:rPr>
+                <w:rFonts w:ascii="TH Sarabun New" w:eastAsia="TH Sarabun New" w:hAnsi="TH Sarabun New" w:cs="TH Sarabun New"/>
+                <w:b/>
+                <w:sz w:val="28"/>
+              </w:rPr>
+              <w:t>AN-SR-01, AN-SR-02, AN-SR-03, AN-SR-04, AN-SR-05, AN-SR-06, AN-SR-08</w:t>
+            </w:r>
+          </w:p>
+        </w:tc>
+      </w:tr>
+      <w:tr>
+        <w:tc>
+          <w:tcPr>
+            <w:tcW w:w="1165" w:type="dxa"/>
+          </w:tcPr>
+          <w:p>
+            <w:pPr>
+              <w:spacing w:line="240" w:lineRule="auto"/>
+              <w:rPr>
+                <w:rFonts w:ascii="TH Sarabun New" w:eastAsia="TH Sarabun New" w:hAnsi="TH Sarabun New" w:cs="TH Sarabun New"/>
+                <w:b/>
+                <w:sz w:val="32"/>
+              </w:rPr>
+            </w:pPr>
+            <w:r>
+              <w:rPr>
+                <w:rFonts w:ascii="TH Sarabun New" w:eastAsia="TH Sarabun New" w:hAnsi="TH Sarabun New" w:cs="TH Sarabun New"/>
+                <w:b/>
+                <w:sz w:val="32"/>
+              </w:rPr>
+              <w:t>FR-08</w:t>
+            </w:r>
+          </w:p>
+        </w:tc>
+        <w:tc>
+          <w:tcPr>
+            <w:tcW w:w="5760" w:type="dxa"/>
+          </w:tcPr>
+          <w:p>
+            <w:pPr>
+              <w:spacing w:line="240" w:lineRule="auto"/>
+              <w:rPr>
+                <w:rFonts w:ascii="TH Sarabun New" w:eastAsia="TH Sarabun New" w:hAnsi="TH Sarabun New" w:cs="TH Sarabun New"/>
+                <w:b/>
+                <w:sz w:val="28"/>
+                <w:cs/>
+              </w:rPr>
+            </w:pPr>
+            <w:r>
+              <w:rPr>
+                <w:rFonts w:ascii="TH Sarabun New" w:eastAsia="TH Sarabun New" w:hAnsi="TH Sarabun New" w:cs="TH Sarabun New"/>
+                <w:b/>
+                <w:sz w:val="28"/>
+                <w:cs/>
+              </w:rPr>
+              <w:t xml:space="preserve">ระบบต้องสามารถพิจารณาจาก </w:t>
+            </w:r>
+            <w:r>
+              <w:rPr>
+                <w:rFonts w:ascii="TH Sarabun New" w:eastAsia="TH Sarabun New" w:hAnsi="TH Sarabun New" w:cs="TH Sarabun New"/>
+                <w:b/>
+                <w:sz w:val="28"/>
+              </w:rPr>
+              <w:t xml:space="preserve">Analysis Result </w:t>
+            </w:r>
+            <w:r>
+              <w:rPr>
+                <w:rFonts w:ascii="TH Sarabun New" w:eastAsia="TH Sarabun New" w:hAnsi="TH Sarabun New" w:cs="TH Sarabun New"/>
+                <w:b/>
+                <w:sz w:val="28"/>
+                <w:cs/>
+              </w:rPr>
+              <w:t xml:space="preserve">และ </w:t>
+            </w:r>
+            <w:r>
+              <w:rPr>
+                <w:rFonts w:ascii="TH Sarabun New" w:eastAsia="TH Sarabun New" w:hAnsi="TH Sarabun New" w:cs="TH Sarabun New"/>
+                <w:b/>
+                <w:sz w:val="28"/>
+              </w:rPr>
+              <w:t xml:space="preserve">Context </w:t>
+            </w:r>
+            <w:r>
+              <w:rPr>
+                <w:rFonts w:ascii="TH Sarabun New" w:eastAsia="TH Sarabun New" w:hAnsi="TH Sarabun New" w:cs="TH Sarabun New"/>
+                <w:b/>
+                <w:sz w:val="28"/>
+                <w:cs/>
+              </w:rPr>
+              <w:t xml:space="preserve">ว่าจำเป็นต้องดำเนินการกับ </w:t>
+            </w:r>
+            <w:r>
+              <w:rPr>
+                <w:rFonts w:ascii="TH Sarabun New" w:eastAsia="TH Sarabun New" w:hAnsi="TH Sarabun New" w:cs="TH Sarabun New"/>
+                <w:b/>
+                <w:sz w:val="28"/>
+              </w:rPr>
+              <w:t xml:space="preserve">Network </w:t>
+            </w:r>
+            <w:r>
+              <w:rPr>
+                <w:rFonts w:ascii="TH Sarabun New" w:eastAsia="TH Sarabun New" w:hAnsi="TH Sarabun New" w:cs="TH Sarabun New"/>
+                <w:b/>
+                <w:sz w:val="28"/>
+                <w:cs/>
+              </w:rPr>
+              <w:t>หรือไม่</w:t>
+            </w:r>
+          </w:p>
+        </w:tc>
+        <w:tc>
+          <w:tcPr>
+            <w:tcW w:w="2425" w:type="dxa"/>
+          </w:tcPr>
+          <w:p>
+            <w:pPr>
+              <w:spacing w:line="240" w:lineRule="auto"/>
+              <w:rPr>
+                <w:rFonts w:ascii="TH Sarabun New" w:eastAsia="TH Sarabun New" w:hAnsi="TH Sarabun New" w:cs="TH Sarabun New"/>
+                <w:b/>
+                <w:sz w:val="28"/>
+              </w:rPr>
+            </w:pPr>
+            <w:r>
+              <w:rPr>
+                <w:rFonts w:ascii="TH Sarabun New" w:eastAsia="TH Sarabun New" w:hAnsi="TH Sarabun New" w:cs="TH Sarabun New"/>
+                <w:b/>
+                <w:sz w:val="28"/>
+              </w:rPr>
+              <w:t>DR-SR-01, DR-SR-02, DR-SR-03</w:t>
+            </w:r>
+          </w:p>
+        </w:tc>
+      </w:tr>
+      <w:tr>
+        <w:tc>
+          <w:tcPr>
+            <w:tcW w:w="1165" w:type="dxa"/>
+          </w:tcPr>
+          <w:p>
+            <w:pPr>
+              <w:spacing w:line="240" w:lineRule="auto"/>
+              <w:rPr>
+                <w:rFonts w:ascii="TH Sarabun New" w:eastAsia="TH Sarabun New" w:hAnsi="TH Sarabun New" w:cs="TH Sarabun New"/>
+                <w:b/>
+                <w:sz w:val="32"/>
+              </w:rPr>
+            </w:pPr>
+            <w:r>
+              <w:rPr>
+                <w:rFonts w:ascii="TH Sarabun New" w:eastAsia="TH Sarabun New" w:hAnsi="TH Sarabun New" w:cs="TH Sarabun New"/>
+                <w:b/>
+                <w:sz w:val="32"/>
+              </w:rPr>
+              <w:t>FR-09</w:t>
+            </w:r>
+          </w:p>
+        </w:tc>
+        <w:tc>
+          <w:tcPr>
+            <w:tcW w:w="5760" w:type="dxa"/>
+          </w:tcPr>
+          <w:p>
+            <w:pPr>
+              <w:spacing w:line="240" w:lineRule="auto"/>
+              <w:rPr>
+                <w:rFonts w:ascii="TH Sarabun New" w:eastAsia="TH Sarabun New" w:hAnsi="TH Sarabun New" w:cs="TH Sarabun New"/>
+                <w:b/>
+                <w:sz w:val="28"/>
+                <w:cs/>
+              </w:rPr>
+            </w:pPr>
+            <w:r>
+              <w:rPr>
+                <w:rFonts w:ascii="TH Sarabun New" w:eastAsia="TH Sarabun New" w:hAnsi="TH Sarabun New" w:cs="TH Sarabun New"/>
+                <w:b/>
+                <w:sz w:val="28"/>
+                <w:cs/>
+              </w:rPr>
+              <w:t xml:space="preserve">ระบบต้องสามารถสร้าง </w:t>
+            </w:r>
+            <w:r>
+              <w:rPr>
+                <w:rFonts w:ascii="TH Sarabun New" w:eastAsia="TH Sarabun New" w:hAnsi="TH Sarabun New" w:cs="TH Sarabun New"/>
+                <w:b/>
+                <w:sz w:val="28"/>
+              </w:rPr>
+              <w:t xml:space="preserve">Generic Network Rule </w:t>
+            </w:r>
+            <w:r>
+              <w:rPr>
+                <w:rFonts w:ascii="TH Sarabun New" w:eastAsia="TH Sarabun New" w:hAnsi="TH Sarabun New" w:cs="TH Sarabun New"/>
+                <w:b/>
+                <w:sz w:val="28"/>
+                <w:cs/>
+              </w:rPr>
+              <w:t xml:space="preserve">ที่ไม่ผูกกับ </w:t>
+            </w:r>
+            <w:r>
+              <w:rPr>
+                <w:rFonts w:ascii="TH Sarabun New" w:eastAsia="TH Sarabun New" w:hAnsi="TH Sarabun New" w:cs="TH Sarabun New"/>
+                <w:b/>
+                <w:sz w:val="28"/>
+              </w:rPr>
+              <w:t xml:space="preserve">Vendor </w:t>
+            </w:r>
+            <w:r>
+              <w:rPr>
+                <w:rFonts w:ascii="TH Sarabun New" w:eastAsia="TH Sarabun New" w:hAnsi="TH Sarabun New" w:cs="TH Sarabun New"/>
+                <w:b/>
+                <w:sz w:val="28"/>
+                <w:cs/>
+              </w:rPr>
+              <w:t xml:space="preserve">พร้อมกำหนด </w:t>
+            </w:r>
+            <w:r>
+              <w:rPr>
+                <w:rFonts w:ascii="TH Sarabun New" w:eastAsia="TH Sarabun New" w:hAnsi="TH Sarabun New" w:cs="TH Sarabun New"/>
+                <w:b/>
+                <w:sz w:val="28"/>
+              </w:rPr>
+              <w:t xml:space="preserve">Action, Target </w:t>
+            </w:r>
+            <w:r>
+              <w:rPr>
+                <w:rFonts w:ascii="TH Sarabun New" w:eastAsia="TH Sarabun New" w:hAnsi="TH Sarabun New" w:cs="TH Sarabun New"/>
+                <w:b/>
+                <w:sz w:val="28"/>
+                <w:cs/>
+              </w:rPr>
+              <w:t xml:space="preserve">และข้อมูลที่จำเป็นของ </w:t>
+            </w:r>
+            <w:r>
+              <w:rPr>
+                <w:rFonts w:ascii="TH Sarabun New" w:eastAsia="TH Sarabun New" w:hAnsi="TH Sarabun New" w:cs="TH Sarabun New"/>
+                <w:b/>
+                <w:sz w:val="28"/>
+              </w:rPr>
+              <w:t xml:space="preserve">Rule </w:t>
+            </w:r>
+            <w:r>
+              <w:rPr>
+                <w:rFonts w:ascii="TH Sarabun New" w:eastAsia="TH Sarabun New" w:hAnsi="TH Sarabun New" w:cs="TH Sarabun New"/>
+                <w:b/>
+                <w:sz w:val="28"/>
+                <w:cs/>
+              </w:rPr>
+              <w:t>ได้</w:t>
+            </w:r>
+          </w:p>
+        </w:tc>
+        <w:tc>
+          <w:tcPr>
+            <w:tcW w:w="2425" w:type="dxa"/>
+          </w:tcPr>
+          <w:p>
+            <w:pPr>
+              <w:spacing w:line="240" w:lineRule="auto"/>
+              <w:rPr>
+                <w:rFonts w:ascii="TH Sarabun New" w:eastAsia="TH Sarabun New" w:hAnsi="TH Sarabun New" w:cs="TH Sarabun New"/>
+                <w:b/>
+                <w:sz w:val="28"/>
+              </w:rPr>
+            </w:pPr>
+            <w:r>
+              <w:rPr>
+                <w:rFonts w:ascii="TH Sarabun New" w:eastAsia="TH Sarabun New" w:hAnsi="TH Sarabun New" w:cs="TH Sarabun New"/>
+                <w:b/>
+                <w:sz w:val="28"/>
+              </w:rPr>
+              <w:t>DR-SR-04, DR-SR-05, DR-SR-07, DR-SR-08, DR-SR-09</w:t>
+            </w:r>
+          </w:p>
+        </w:tc>
+      </w:tr>
+      <w:tr>
+        <w:tc>
+          <w:tcPr>
+            <w:tcW w:w="1165" w:type="dxa"/>
+          </w:tcPr>
+          <w:p>
+            <w:pPr>
+              <w:spacing w:line="240" w:lineRule="auto"/>
+              <w:rPr>
+                <w:rFonts w:ascii="TH Sarabun New" w:eastAsia="TH Sarabun New" w:hAnsi="TH Sarabun New" w:cs="TH Sarabun New"/>
+                <w:b/>
+                <w:sz w:val="32"/>
+              </w:rPr>
+            </w:pPr>
+            <w:r>
+              <w:rPr>
+                <w:rFonts w:ascii="TH Sarabun New" w:eastAsia="TH Sarabun New" w:hAnsi="TH Sarabun New" w:cs="TH Sarabun New"/>
+                <w:b/>
+                <w:sz w:val="32"/>
+              </w:rPr>
+              <w:t>FR-10</w:t>
+            </w:r>
+          </w:p>
+        </w:tc>
+        <w:tc>
+          <w:tcPr>
+            <w:tcW w:w="5760" w:type="dxa"/>
+          </w:tcPr>
+          <w:p>
+            <w:pPr>
+              <w:spacing w:line="240" w:lineRule="auto"/>
+              <w:rPr>
+                <w:rFonts w:ascii="TH Sarabun New" w:eastAsia="TH Sarabun New" w:hAnsi="TH Sarabun New" w:cs="TH Sarabun New"/>
+                <w:b/>
+                <w:sz w:val="28"/>
+                <w:cs/>
+              </w:rPr>
+            </w:pPr>
+            <w:r>
+              <w:rPr>
+                <w:rFonts w:ascii="TH Sarabun New" w:eastAsia="TH Sarabun New" w:hAnsi="TH Sarabun New" w:cs="TH Sarabun New"/>
+                <w:b/>
+                <w:sz w:val="28"/>
+                <w:cs/>
+              </w:rPr>
+              <w:t xml:space="preserve">ระบบต้องแสดง </w:t>
+            </w:r>
+            <w:r>
+              <w:rPr>
+                <w:rFonts w:ascii="TH Sarabun New" w:eastAsia="TH Sarabun New" w:hAnsi="TH Sarabun New" w:cs="TH Sarabun New"/>
+                <w:b/>
+                <w:sz w:val="28"/>
+              </w:rPr>
+              <w:t xml:space="preserve">Proposed Generic Rule </w:t>
+            </w:r>
+            <w:r>
+              <w:rPr>
+                <w:rFonts w:ascii="TH Sarabun New" w:eastAsia="TH Sarabun New" w:hAnsi="TH Sarabun New" w:cs="TH Sarabun New"/>
+                <w:b/>
+                <w:sz w:val="28"/>
+                <w:cs/>
+              </w:rPr>
+              <w:t xml:space="preserve">และข้อมูล </w:t>
+            </w:r>
+            <w:r>
+              <w:rPr>
+                <w:rFonts w:ascii="TH Sarabun New" w:eastAsia="TH Sarabun New" w:hAnsi="TH Sarabun New" w:cs="TH Sarabun New"/>
+                <w:b/>
+                <w:sz w:val="28"/>
+              </w:rPr>
+              <w:t xml:space="preserve">Analysis </w:t>
+            </w:r>
+            <w:r>
+              <w:rPr>
+                <w:rFonts w:ascii="TH Sarabun New" w:eastAsia="TH Sarabun New" w:hAnsi="TH Sarabun New" w:cs="TH Sarabun New"/>
+                <w:b/>
+                <w:sz w:val="28"/>
+                <w:cs/>
+              </w:rPr>
+              <w:t xml:space="preserve">ที่เกี่ยวข้องให้ผู้ใช้ตรวจสอบ และอนุญาตให้ผู้มีสิทธิ์ </w:t>
+            </w:r>
+            <w:r>
+              <w:rPr>
+                <w:rFonts w:ascii="TH Sarabun New" w:eastAsia="TH Sarabun New" w:hAnsi="TH Sarabun New" w:cs="TH Sarabun New"/>
+                <w:b/>
+                <w:sz w:val="28"/>
+              </w:rPr>
+              <w:t xml:space="preserve">Approve, Override/Modify </w:t>
+            </w:r>
+            <w:r>
+              <w:rPr>
+                <w:rFonts w:ascii="TH Sarabun New" w:eastAsia="TH Sarabun New" w:hAnsi="TH Sarabun New" w:cs="TH Sarabun New"/>
+                <w:b/>
+                <w:sz w:val="28"/>
+                <w:cs/>
+              </w:rPr>
+              <w:t xml:space="preserve">หรือ </w:t>
+            </w:r>
+            <w:r>
+              <w:rPr>
+                <w:rFonts w:ascii="TH Sarabun New" w:eastAsia="TH Sarabun New" w:hAnsi="TH Sarabun New" w:cs="TH Sarabun New"/>
+                <w:b/>
+                <w:sz w:val="28"/>
+              </w:rPr>
+              <w:t xml:space="preserve">Reject </w:t>
+            </w:r>
+            <w:r>
+              <w:rPr>
+                <w:rFonts w:ascii="TH Sarabun New" w:eastAsia="TH Sarabun New" w:hAnsi="TH Sarabun New" w:cs="TH Sarabun New"/>
+                <w:b/>
+                <w:sz w:val="28"/>
+                <w:cs/>
+              </w:rPr>
+              <w:t xml:space="preserve">ได้ก่อน </w:t>
+            </w:r>
+            <w:r>
+              <w:rPr>
+                <w:rFonts w:ascii="TH Sarabun New" w:eastAsia="TH Sarabun New" w:hAnsi="TH Sarabun New" w:cs="TH Sarabun New"/>
+                <w:b/>
+                <w:sz w:val="28"/>
+              </w:rPr>
+              <w:t>Enforcement</w:t>
+            </w:r>
+          </w:p>
+        </w:tc>
+        <w:tc>
+          <w:tcPr>
+            <w:tcW w:w="2425" w:type="dxa"/>
+          </w:tcPr>
+          <w:p>
+            <w:pPr>
+              <w:spacing w:line="240" w:lineRule="auto"/>
+              <w:rPr>
+                <w:rFonts w:ascii="TH Sarabun New" w:eastAsia="TH Sarabun New" w:hAnsi="TH Sarabun New" w:cs="TH Sarabun New"/>
+                <w:b/>
+                <w:sz w:val="28"/>
+              </w:rPr>
+            </w:pPr>
+            <w:r>
+              <w:rPr>
+                <w:rFonts w:ascii="TH Sarabun New" w:eastAsia="TH Sarabun New" w:hAnsi="TH Sarabun New" w:cs="TH Sarabun New"/>
+                <w:b/>
+                <w:sz w:val="28"/>
+              </w:rPr>
+              <w:t xml:space="preserve">DR-SR-06, USR-SR-01 </w:t>
+            </w:r>
+            <w:r>
+              <w:rPr>
+                <w:rFonts w:ascii="TH Sarabun New" w:eastAsia="TH Sarabun New" w:hAnsi="TH Sarabun New" w:cs="TH Sarabun New"/>
+                <w:b/>
+                <w:sz w:val="28"/>
+                <w:cs/>
+              </w:rPr>
+              <w:t xml:space="preserve">ถึง </w:t>
+            </w:r>
+            <w:r>
+              <w:rPr>
+                <w:rFonts w:ascii="TH Sarabun New" w:eastAsia="TH Sarabun New" w:hAnsi="TH Sarabun New" w:cs="TH Sarabun New"/>
+                <w:b/>
+                <w:sz w:val="28"/>
+              </w:rPr>
+              <w:t>USR-SR-08</w:t>
+            </w:r>
+          </w:p>
+        </w:tc>
+      </w:tr>
+      <w:tr>
+        <w:tc>
+          <w:tcPr>
+            <w:tcW w:w="1165" w:type="dxa"/>
+          </w:tcPr>
+          <w:p>
+            <w:pPr>
+              <w:spacing w:line="240" w:lineRule="auto"/>
+              <w:rPr>
+                <w:rFonts w:ascii="TH Sarabun New" w:eastAsia="TH Sarabun New" w:hAnsi="TH Sarabun New" w:cs="TH Sarabun New"/>
+                <w:b/>
+                <w:sz w:val="32"/>
+              </w:rPr>
+            </w:pPr>
+            <w:r>
+              <w:rPr>
+                <w:rFonts w:ascii="TH Sarabun New" w:eastAsia="TH Sarabun New" w:hAnsi="TH Sarabun New" w:cs="TH Sarabun New"/>
+                <w:b/>
+                <w:sz w:val="32"/>
+              </w:rPr>
+              <w:t>FR-11</w:t>
+            </w:r>
+          </w:p>
+        </w:tc>
+        <w:tc>
+          <w:tcPr>
+            <w:tcW w:w="5760" w:type="dxa"/>
+          </w:tcPr>
+          <w:p>
+            <w:pPr>
+              <w:spacing w:line="240" w:lineRule="auto"/>
+              <w:rPr>
+                <w:rFonts w:ascii="TH Sarabun New" w:eastAsia="TH Sarabun New" w:hAnsi="TH Sarabun New" w:cs="TH Sarabun New"/>
+                <w:b/>
+                <w:sz w:val="28"/>
+                <w:cs/>
+              </w:rPr>
+            </w:pPr>
+            <w:r>
+              <w:rPr>
+                <w:rFonts w:ascii="TH Sarabun New" w:eastAsia="TH Sarabun New" w:hAnsi="TH Sarabun New" w:cs="TH Sarabun New"/>
+                <w:b/>
+                <w:sz w:val="28"/>
+                <w:cs/>
+              </w:rPr>
+              <w:t xml:space="preserve">ระบบต้องสามารถจัดการ </w:t>
+            </w:r>
+            <w:r>
+              <w:rPr>
+                <w:rFonts w:ascii="TH Sarabun New" w:eastAsia="TH Sarabun New" w:hAnsi="TH Sarabun New" w:cs="TH Sarabun New"/>
+                <w:b/>
+                <w:sz w:val="28"/>
+              </w:rPr>
+              <w:t xml:space="preserve">Rule </w:t>
+            </w:r>
+            <w:r>
+              <w:rPr>
+                <w:rFonts w:ascii="TH Sarabun New" w:eastAsia="TH Sarabun New" w:hAnsi="TH Sarabun New" w:cs="TH Sarabun New"/>
+                <w:b/>
+                <w:sz w:val="28"/>
+                <w:cs/>
+              </w:rPr>
+              <w:t xml:space="preserve">ที่ถูก </w:t>
+            </w:r>
+            <w:r>
+              <w:rPr>
+                <w:rFonts w:ascii="TH Sarabun New" w:eastAsia="TH Sarabun New" w:hAnsi="TH Sarabun New" w:cs="TH Sarabun New"/>
+                <w:b/>
+                <w:sz w:val="28"/>
+              </w:rPr>
+              <w:t xml:space="preserve">Enforcement </w:t>
+            </w:r>
+            <w:r>
+              <w:rPr>
+                <w:rFonts w:ascii="TH Sarabun New" w:eastAsia="TH Sarabun New" w:hAnsi="TH Sarabun New" w:cs="TH Sarabun New"/>
+                <w:b/>
+                <w:sz w:val="28"/>
+                <w:cs/>
+              </w:rPr>
+              <w:t xml:space="preserve">แล้ว เช่น </w:t>
+            </w:r>
+            <w:r>
+              <w:rPr>
+                <w:rFonts w:ascii="TH Sarabun New" w:eastAsia="TH Sarabun New" w:hAnsi="TH Sarabun New" w:cs="TH Sarabun New"/>
+                <w:b/>
+                <w:sz w:val="28"/>
+              </w:rPr>
+              <w:t xml:space="preserve">Modify </w:t>
+            </w:r>
+            <w:r>
+              <w:rPr>
+                <w:rFonts w:ascii="TH Sarabun New" w:eastAsia="TH Sarabun New" w:hAnsi="TH Sarabun New" w:cs="TH Sarabun New"/>
+                <w:b/>
+                <w:sz w:val="28"/>
+                <w:cs/>
+              </w:rPr>
+              <w:t xml:space="preserve">หรือ </w:t>
+            </w:r>
+            <w:r>
+              <w:rPr>
+                <w:rFonts w:ascii="TH Sarabun New" w:eastAsia="TH Sarabun New" w:hAnsi="TH Sarabun New" w:cs="TH Sarabun New"/>
+                <w:b/>
+                <w:sz w:val="28"/>
+              </w:rPr>
+              <w:t xml:space="preserve">Remove </w:t>
+            </w:r>
+            <w:r>
+              <w:rPr>
+                <w:rFonts w:ascii="TH Sarabun New" w:eastAsia="TH Sarabun New" w:hAnsi="TH Sarabun New" w:cs="TH Sarabun New"/>
+                <w:b/>
+                <w:sz w:val="28"/>
+                <w:cs/>
+              </w:rPr>
+              <w:t xml:space="preserve">และเก็บ </w:t>
+            </w:r>
+            <w:r>
+              <w:rPr>
+                <w:rFonts w:ascii="TH Sarabun New" w:eastAsia="TH Sarabun New" w:hAnsi="TH Sarabun New" w:cs="TH Sarabun New"/>
+                <w:b/>
+                <w:sz w:val="28"/>
+              </w:rPr>
+              <w:t xml:space="preserve">Rule Version </w:t>
+            </w:r>
+            <w:r>
+              <w:rPr>
+                <w:rFonts w:ascii="TH Sarabun New" w:eastAsia="TH Sarabun New" w:hAnsi="TH Sarabun New" w:cs="TH Sarabun New"/>
+                <w:b/>
+                <w:sz w:val="28"/>
+                <w:cs/>
+              </w:rPr>
+              <w:t>และประวัติการเปลี่ยนแปลงได้</w:t>
+            </w:r>
+          </w:p>
+        </w:tc>
+        <w:tc>
+          <w:tcPr>
+            <w:tcW w:w="2425" w:type="dxa"/>
+          </w:tcPr>
+          <w:p>
+            <w:pPr>
+              <w:spacing w:line="240" w:lineRule="auto"/>
+              <w:rPr>
+                <w:rFonts w:ascii="TH Sarabun New" w:eastAsia="TH Sarabun New" w:hAnsi="TH Sarabun New" w:cs="TH Sarabun New"/>
+                <w:b/>
+                <w:sz w:val="28"/>
+              </w:rPr>
+            </w:pPr>
+            <w:r>
+              <w:rPr>
+                <w:rFonts w:ascii="TH Sarabun New" w:eastAsia="TH Sarabun New" w:hAnsi="TH Sarabun New" w:cs="TH Sarabun New"/>
+                <w:b/>
+                <w:sz w:val="28"/>
+              </w:rPr>
+              <w:t>USR-SR-09, USR-SR-11</w:t>
+            </w:r>
+          </w:p>
+        </w:tc>
+      </w:tr>
+      <w:tr>
+        <w:tc>
+          <w:tcPr>
+            <w:tcW w:w="1165" w:type="dxa"/>
+          </w:tcPr>
+          <w:p>
+            <w:pPr>
+              <w:spacing w:line="240" w:lineRule="auto"/>
+              <w:rPr>
+                <w:rFonts w:ascii="TH Sarabun New" w:eastAsia="TH Sarabun New" w:hAnsi="TH Sarabun New" w:cs="TH Sarabun New"/>
+                <w:b/>
+                <w:sz w:val="32"/>
+              </w:rPr>
+            </w:pPr>
+            <w:r>
+              <w:rPr>
+                <w:rFonts w:ascii="TH Sarabun New" w:eastAsia="TH Sarabun New" w:hAnsi="TH Sarabun New" w:cs="TH Sarabun New"/>
+                <w:b/>
+                <w:sz w:val="32"/>
+              </w:rPr>
+              <w:lastRenderedPageBreak/>
+              <w:t>ID</w:t>
+            </w:r>
+          </w:p>
+        </w:tc>
+        <w:tc>
+          <w:tcPr>
+            <w:tcW w:w="5760" w:type="dxa"/>
+          </w:tcPr>
+          <w:p>
+            <w:pPr>
+              <w:spacing w:line="240" w:lineRule="auto"/>
+              <w:rPr>
+                <w:rFonts w:ascii="TH Sarabun New" w:eastAsia="TH Sarabun New" w:hAnsi="TH Sarabun New" w:cs="TH Sarabun New"/>
+                <w:b/>
+                <w:sz w:val="28"/>
+                <w:cs/>
+              </w:rPr>
+            </w:pPr>
+            <w:r>
+              <w:rPr>
+                <w:rFonts w:ascii="TH Sarabun New" w:eastAsia="TH Sarabun New" w:hAnsi="TH Sarabun New" w:cs="TH Sarabun New"/>
+                <w:b/>
+                <w:sz w:val="32"/>
+              </w:rPr>
+              <w:t>Function</w:t>
+            </w:r>
+          </w:p>
+        </w:tc>
+        <w:tc>
+          <w:tcPr>
+            <w:tcW w:w="2425" w:type="dxa"/>
+          </w:tcPr>
+          <w:p>
+            <w:pPr>
+              <w:spacing w:line="240" w:lineRule="auto"/>
+              <w:rPr>
+                <w:rFonts w:ascii="TH Sarabun New" w:eastAsia="TH Sarabun New" w:hAnsi="TH Sarabun New" w:cs="TH Sarabun New"/>
+                <w:b/>
+                <w:sz w:val="28"/>
+              </w:rPr>
+            </w:pPr>
+            <w:r>
+              <w:rPr>
+                <w:rFonts w:ascii="TH Sarabun New" w:eastAsia="TH Sarabun New" w:hAnsi="TH Sarabun New" w:cs="TH Sarabun New"/>
+                <w:b/>
+                <w:sz w:val="32"/>
+              </w:rPr>
+              <w:t>Derived From</w:t>
+            </w:r>
+          </w:p>
+        </w:tc>
+      </w:tr>
+      <w:tr>
+        <w:tc>
+          <w:tcPr>
+            <w:tcW w:w="1165" w:type="dxa"/>
+          </w:tcPr>
+          <w:p>
+            <w:pPr>
+              <w:spacing w:line="240" w:lineRule="auto"/>
+              <w:rPr>
+                <w:rFonts w:ascii="TH Sarabun New" w:eastAsia="TH Sarabun New" w:hAnsi="TH Sarabun New" w:cs="TH Sarabun New"/>
+                <w:b/>
+                <w:sz w:val="32"/>
+              </w:rPr>
+            </w:pPr>
+            <w:r>
+              <w:rPr>
+                <w:rFonts w:ascii="TH Sarabun New" w:eastAsia="TH Sarabun New" w:hAnsi="TH Sarabun New" w:cs="TH Sarabun New"/>
+                <w:b/>
+                <w:sz w:val="32"/>
+              </w:rPr>
+              <w:t>FR-12</w:t>
+            </w:r>
+          </w:p>
+        </w:tc>
+        <w:tc>
+          <w:tcPr>
+            <w:tcW w:w="5760" w:type="dxa"/>
+          </w:tcPr>
+          <w:p>
+            <w:pPr>
+              <w:spacing w:line="240" w:lineRule="auto"/>
+              <w:rPr>
+                <w:rFonts w:ascii="TH Sarabun New" w:eastAsia="TH Sarabun New" w:hAnsi="TH Sarabun New" w:cs="TH Sarabun New"/>
+                <w:b/>
+                <w:sz w:val="32"/>
+              </w:rPr>
+            </w:pPr>
+            <w:r>
+              <w:rPr>
+                <w:rFonts w:ascii="TH Sarabun New" w:eastAsia="TH Sarabun New" w:hAnsi="TH Sarabun New" w:cs="TH Sarabun New"/>
+                <w:b/>
+                <w:sz w:val="32"/>
+                <w:cs/>
+              </w:rPr>
+              <w:t xml:space="preserve">ระบบต้องสามารถเลือก </w:t>
+            </w:r>
+            <w:r>
+              <w:rPr>
+                <w:rFonts w:ascii="TH Sarabun New" w:eastAsia="TH Sarabun New" w:hAnsi="TH Sarabun New" w:cs="TH Sarabun New"/>
+                <w:b/>
+                <w:sz w:val="32"/>
+              </w:rPr>
+              <w:t xml:space="preserve">Enforcement Adapter </w:t>
+            </w:r>
+            <w:r>
+              <w:rPr>
+                <w:rFonts w:ascii="TH Sarabun New" w:eastAsia="TH Sarabun New" w:hAnsi="TH Sarabun New" w:cs="TH Sarabun New"/>
+                <w:b/>
+                <w:sz w:val="32"/>
+                <w:cs/>
+              </w:rPr>
+              <w:t xml:space="preserve">ตาม </w:t>
+            </w:r>
+            <w:r>
+              <w:rPr>
+                <w:rFonts w:ascii="TH Sarabun New" w:eastAsia="TH Sarabun New" w:hAnsi="TH Sarabun New" w:cs="TH Sarabun New"/>
+                <w:b/>
+                <w:sz w:val="32"/>
+              </w:rPr>
+              <w:t xml:space="preserve">Network/Device </w:t>
+            </w:r>
+            <w:r>
+              <w:rPr>
+                <w:rFonts w:ascii="TH Sarabun New" w:eastAsia="TH Sarabun New" w:hAnsi="TH Sarabun New" w:cs="TH Sarabun New"/>
+                <w:b/>
+                <w:sz w:val="32"/>
+                <w:cs/>
+              </w:rPr>
+              <w:t xml:space="preserve">เป้าหมาย และแปลง </w:t>
+            </w:r>
+            <w:r>
+              <w:rPr>
+                <w:rFonts w:ascii="TH Sarabun New" w:eastAsia="TH Sarabun New" w:hAnsi="TH Sarabun New" w:cs="TH Sarabun New"/>
+                <w:b/>
+                <w:sz w:val="32"/>
+              </w:rPr>
+              <w:t xml:space="preserve">Generic Network Rule </w:t>
+            </w:r>
+            <w:r>
+              <w:rPr>
+                <w:rFonts w:ascii="TH Sarabun New" w:eastAsia="TH Sarabun New" w:hAnsi="TH Sarabun New" w:cs="TH Sarabun New"/>
+                <w:b/>
+                <w:sz w:val="32"/>
+                <w:cs/>
+              </w:rPr>
+              <w:t>เป็นคำสั่งที่ระบบเป้าหมายรองรับได้</w:t>
+            </w:r>
+          </w:p>
+        </w:tc>
+        <w:tc>
+          <w:tcPr>
+            <w:tcW w:w="2425" w:type="dxa"/>
+          </w:tcPr>
+          <w:p>
+            <w:pPr>
+              <w:spacing w:line="240" w:lineRule="auto"/>
+              <w:rPr>
+                <w:rFonts w:ascii="TH Sarabun New" w:eastAsia="TH Sarabun New" w:hAnsi="TH Sarabun New" w:cs="TH Sarabun New"/>
+                <w:b/>
+                <w:sz w:val="32"/>
+              </w:rPr>
+            </w:pPr>
+            <w:r>
+              <w:rPr>
+                <w:rFonts w:ascii="TH Sarabun New" w:eastAsia="TH Sarabun New" w:hAnsi="TH Sarabun New" w:cs="TH Sarabun New"/>
+                <w:b/>
+                <w:sz w:val="32"/>
+              </w:rPr>
+              <w:t>ENF-SR-01, ENF-SR-02, ENF-SR-03, ENF-SR-07</w:t>
+            </w:r>
+          </w:p>
+        </w:tc>
+      </w:tr>
+      <w:tr>
+        <w:tc>
+          <w:tcPr>
+            <w:tcW w:w="1165" w:type="dxa"/>
+          </w:tcPr>
+          <w:p>
+            <w:pPr>
+              <w:spacing w:line="240" w:lineRule="auto"/>
+              <w:rPr>
+                <w:rFonts w:ascii="TH Sarabun New" w:eastAsia="TH Sarabun New" w:hAnsi="TH Sarabun New" w:cs="TH Sarabun New"/>
+                <w:b/>
+                <w:sz w:val="32"/>
+              </w:rPr>
+            </w:pPr>
+            <w:r>
+              <w:rPr>
+                <w:rFonts w:ascii="TH Sarabun New" w:eastAsia="TH Sarabun New" w:hAnsi="TH Sarabun New" w:cs="TH Sarabun New"/>
+                <w:b/>
+                <w:sz w:val="32"/>
+              </w:rPr>
+              <w:t>FR-13</w:t>
+            </w:r>
+          </w:p>
+        </w:tc>
+        <w:tc>
+          <w:tcPr>
+            <w:tcW w:w="5760" w:type="dxa"/>
+          </w:tcPr>
+          <w:p>
+            <w:pPr>
+              <w:spacing w:line="240" w:lineRule="auto"/>
+              <w:rPr>
+                <w:rFonts w:ascii="TH Sarabun New" w:eastAsia="TH Sarabun New" w:hAnsi="TH Sarabun New" w:cs="TH Sarabun New"/>
+                <w:b/>
+                <w:sz w:val="32"/>
+                <w:cs/>
+              </w:rPr>
+            </w:pPr>
+            <w:r>
+              <w:rPr>
+                <w:rFonts w:ascii="TH Sarabun New" w:eastAsia="TH Sarabun New" w:hAnsi="TH Sarabun New" w:cs="TH Sarabun New"/>
+                <w:b/>
+                <w:sz w:val="32"/>
+                <w:cs/>
+              </w:rPr>
+              <w:t xml:space="preserve">ระบบต้องสามารถบังคับใช้ </w:t>
+            </w:r>
+            <w:r>
+              <w:rPr>
+                <w:rFonts w:ascii="TH Sarabun New" w:eastAsia="TH Sarabun New" w:hAnsi="TH Sarabun New" w:cs="TH Sarabun New"/>
+                <w:b/>
+                <w:sz w:val="32"/>
+              </w:rPr>
+              <w:t xml:space="preserve">Rule </w:t>
+            </w:r>
+            <w:r>
+              <w:rPr>
+                <w:rFonts w:ascii="TH Sarabun New" w:eastAsia="TH Sarabun New" w:hAnsi="TH Sarabun New" w:cs="TH Sarabun New"/>
+                <w:b/>
+                <w:sz w:val="32"/>
+                <w:cs/>
+              </w:rPr>
+              <w:t xml:space="preserve">กับทั้ง </w:t>
+            </w:r>
+            <w:r>
+              <w:rPr>
+                <w:rFonts w:ascii="TH Sarabun New" w:eastAsia="TH Sarabun New" w:hAnsi="TH Sarabun New" w:cs="TH Sarabun New"/>
+                <w:b/>
+                <w:sz w:val="32"/>
+              </w:rPr>
+              <w:t xml:space="preserve">Traditional Network </w:t>
+            </w:r>
+            <w:r>
+              <w:rPr>
+                <w:rFonts w:ascii="TH Sarabun New" w:eastAsia="TH Sarabun New" w:hAnsi="TH Sarabun New" w:cs="TH Sarabun New"/>
+                <w:b/>
+                <w:sz w:val="32"/>
+                <w:cs/>
+              </w:rPr>
+              <w:t xml:space="preserve">และ </w:t>
+            </w:r>
+            <w:r>
+              <w:rPr>
+                <w:rFonts w:ascii="TH Sarabun New" w:eastAsia="TH Sarabun New" w:hAnsi="TH Sarabun New" w:cs="TH Sarabun New"/>
+                <w:b/>
+                <w:sz w:val="32"/>
+              </w:rPr>
+              <w:t xml:space="preserve">SDN Network </w:t>
+            </w:r>
+            <w:r>
+              <w:rPr>
+                <w:rFonts w:ascii="TH Sarabun New" w:eastAsia="TH Sarabun New" w:hAnsi="TH Sarabun New" w:cs="TH Sarabun New"/>
+                <w:b/>
+                <w:sz w:val="32"/>
+                <w:cs/>
+              </w:rPr>
+              <w:t xml:space="preserve">และรับสถานะผลการ </w:t>
+            </w:r>
+            <w:r>
+              <w:rPr>
+                <w:rFonts w:ascii="TH Sarabun New" w:eastAsia="TH Sarabun New" w:hAnsi="TH Sarabun New" w:cs="TH Sarabun New"/>
+                <w:b/>
+                <w:sz w:val="32"/>
+              </w:rPr>
+              <w:t xml:space="preserve">Enforcement </w:t>
+            </w:r>
+            <w:r>
+              <w:rPr>
+                <w:rFonts w:ascii="TH Sarabun New" w:eastAsia="TH Sarabun New" w:hAnsi="TH Sarabun New" w:cs="TH Sarabun New"/>
+                <w:b/>
+                <w:sz w:val="32"/>
+                <w:cs/>
+              </w:rPr>
+              <w:t>กลับมาได้</w:t>
+            </w:r>
+          </w:p>
+        </w:tc>
+        <w:tc>
+          <w:tcPr>
+            <w:tcW w:w="2425" w:type="dxa"/>
+          </w:tcPr>
+          <w:p>
+            <w:pPr>
+              <w:spacing w:line="240" w:lineRule="auto"/>
+              <w:rPr>
+                <w:rFonts w:ascii="TH Sarabun New" w:eastAsia="TH Sarabun New" w:hAnsi="TH Sarabun New" w:cs="TH Sarabun New"/>
+                <w:b/>
+                <w:sz w:val="32"/>
+              </w:rPr>
+            </w:pPr>
+            <w:r>
+              <w:rPr>
+                <w:rFonts w:ascii="TH Sarabun New" w:eastAsia="TH Sarabun New" w:hAnsi="TH Sarabun New" w:cs="TH Sarabun New"/>
+                <w:b/>
+                <w:sz w:val="32"/>
+              </w:rPr>
+              <w:t>ENF-SR-04, ENF-SR-05, ENF-SR-06</w:t>
+            </w:r>
+          </w:p>
+        </w:tc>
+      </w:tr>
+      <w:tr>
+        <w:tc>
+          <w:tcPr>
+            <w:tcW w:w="1165" w:type="dxa"/>
+          </w:tcPr>
+          <w:p>
+            <w:pPr>
+              <w:spacing w:line="240" w:lineRule="auto"/>
+              <w:rPr>
+                <w:rFonts w:ascii="TH Sarabun New" w:eastAsia="TH Sarabun New" w:hAnsi="TH Sarabun New" w:cs="TH Sarabun New"/>
+                <w:b/>
+                <w:sz w:val="32"/>
+              </w:rPr>
+            </w:pPr>
+            <w:r>
+              <w:rPr>
+                <w:rFonts w:ascii="TH Sarabun New" w:eastAsia="TH Sarabun New" w:hAnsi="TH Sarabun New" w:cs="TH Sarabun New"/>
+                <w:b/>
+                <w:sz w:val="32"/>
+              </w:rPr>
+              <w:t>FR-14</w:t>
+            </w:r>
+          </w:p>
+        </w:tc>
+        <w:tc>
+          <w:tcPr>
+            <w:tcW w:w="5760" w:type="dxa"/>
+          </w:tcPr>
+          <w:p>
+            <w:pPr>
+              <w:spacing w:line="240" w:lineRule="auto"/>
+              <w:rPr>
+                <w:rFonts w:ascii="TH Sarabun New" w:eastAsia="TH Sarabun New" w:hAnsi="TH Sarabun New" w:cs="TH Sarabun New"/>
+                <w:b/>
+                <w:sz w:val="32"/>
+                <w:cs/>
+              </w:rPr>
+            </w:pPr>
+            <w:r>
+              <w:rPr>
+                <w:rFonts w:ascii="TH Sarabun New" w:eastAsia="TH Sarabun New" w:hAnsi="TH Sarabun New" w:cs="TH Sarabun New"/>
+                <w:b/>
+                <w:sz w:val="32"/>
+                <w:cs/>
+              </w:rPr>
+              <w:t xml:space="preserve">ระบบต้องสามารถตรวจสอบผลการ </w:t>
+            </w:r>
+            <w:r>
+              <w:rPr>
+                <w:rFonts w:ascii="TH Sarabun New" w:eastAsia="TH Sarabun New" w:hAnsi="TH Sarabun New" w:cs="TH Sarabun New"/>
+                <w:b/>
+                <w:sz w:val="32"/>
+              </w:rPr>
+              <w:t xml:space="preserve">Enforcement </w:t>
+            </w:r>
+            <w:r>
+              <w:rPr>
+                <w:rFonts w:ascii="TH Sarabun New" w:eastAsia="TH Sarabun New" w:hAnsi="TH Sarabun New" w:cs="TH Sarabun New"/>
+                <w:b/>
+                <w:sz w:val="32"/>
+                <w:cs/>
+              </w:rPr>
+              <w:t xml:space="preserve">ทั้งในด้านการติดตั้ง </w:t>
+            </w:r>
+            <w:r>
+              <w:rPr>
+                <w:rFonts w:ascii="TH Sarabun New" w:eastAsia="TH Sarabun New" w:hAnsi="TH Sarabun New" w:cs="TH Sarabun New"/>
+                <w:b/>
+                <w:sz w:val="32"/>
+              </w:rPr>
+              <w:t xml:space="preserve">Rule </w:t>
+            </w:r>
+            <w:r>
+              <w:rPr>
+                <w:rFonts w:ascii="TH Sarabun New" w:eastAsia="TH Sarabun New" w:hAnsi="TH Sarabun New" w:cs="TH Sarabun New"/>
+                <w:b/>
+                <w:sz w:val="32"/>
+                <w:cs/>
+              </w:rPr>
+              <w:t xml:space="preserve">และพฤติกรรมของ </w:t>
+            </w:r>
+            <w:r>
+              <w:rPr>
+                <w:rFonts w:ascii="TH Sarabun New" w:eastAsia="TH Sarabun New" w:hAnsi="TH Sarabun New" w:cs="TH Sarabun New"/>
+                <w:b/>
+                <w:sz w:val="32"/>
+              </w:rPr>
+              <w:t xml:space="preserve">Network </w:t>
+            </w:r>
+            <w:r>
+              <w:rPr>
+                <w:rFonts w:ascii="TH Sarabun New" w:eastAsia="TH Sarabun New" w:hAnsi="TH Sarabun New" w:cs="TH Sarabun New"/>
+                <w:b/>
+                <w:sz w:val="32"/>
+                <w:cs/>
+              </w:rPr>
+              <w:t xml:space="preserve">หลัง </w:t>
+            </w:r>
+            <w:r>
+              <w:rPr>
+                <w:rFonts w:ascii="TH Sarabun New" w:eastAsia="TH Sarabun New" w:hAnsi="TH Sarabun New" w:cs="TH Sarabun New"/>
+                <w:b/>
+                <w:sz w:val="32"/>
+              </w:rPr>
+              <w:t xml:space="preserve">Enforcement </w:t>
+            </w:r>
+            <w:r>
+              <w:rPr>
+                <w:rFonts w:ascii="TH Sarabun New" w:eastAsia="TH Sarabun New" w:hAnsi="TH Sarabun New" w:cs="TH Sarabun New"/>
+                <w:b/>
+                <w:sz w:val="32"/>
+                <w:cs/>
+              </w:rPr>
+              <w:t xml:space="preserve">พร้อมนำข้อมูลกลับเข้าสู่กระบวนการ </w:t>
+            </w:r>
+            <w:r>
+              <w:rPr>
+                <w:rFonts w:ascii="TH Sarabun New" w:eastAsia="TH Sarabun New" w:hAnsi="TH Sarabun New" w:cs="TH Sarabun New"/>
+                <w:b/>
+                <w:sz w:val="32"/>
+              </w:rPr>
+              <w:t xml:space="preserve">Monitoring </w:t>
+            </w:r>
+            <w:r>
+              <w:rPr>
+                <w:rFonts w:ascii="TH Sarabun New" w:eastAsia="TH Sarabun New" w:hAnsi="TH Sarabun New" w:cs="TH Sarabun New"/>
+                <w:b/>
+                <w:sz w:val="32"/>
+                <w:cs/>
+              </w:rPr>
+              <w:t xml:space="preserve">และ </w:t>
+            </w:r>
+            <w:r>
+              <w:rPr>
+                <w:rFonts w:ascii="TH Sarabun New" w:eastAsia="TH Sarabun New" w:hAnsi="TH Sarabun New" w:cs="TH Sarabun New"/>
+                <w:b/>
+                <w:sz w:val="32"/>
+              </w:rPr>
+              <w:t xml:space="preserve">Analysis </w:t>
+            </w:r>
+            <w:r>
+              <w:rPr>
+                <w:rFonts w:ascii="TH Sarabun New" w:eastAsia="TH Sarabun New" w:hAnsi="TH Sarabun New" w:cs="TH Sarabun New"/>
+                <w:b/>
+                <w:sz w:val="32"/>
+                <w:cs/>
+              </w:rPr>
+              <w:t>ได้</w:t>
+            </w:r>
+          </w:p>
+        </w:tc>
+        <w:tc>
+          <w:tcPr>
+            <w:tcW w:w="2425" w:type="dxa"/>
+          </w:tcPr>
+          <w:p>
+            <w:pPr>
+              <w:spacing w:line="240" w:lineRule="auto"/>
+              <w:rPr>
+                <w:rFonts w:ascii="TH Sarabun New" w:eastAsia="TH Sarabun New" w:hAnsi="TH Sarabun New" w:cs="TH Sarabun New"/>
+                <w:b/>
+                <w:sz w:val="32"/>
+              </w:rPr>
+            </w:pPr>
+            <w:r>
+              <w:rPr>
+                <w:rFonts w:ascii="TH Sarabun New" w:eastAsia="TH Sarabun New" w:hAnsi="TH Sarabun New" w:cs="TH Sarabun New"/>
+                <w:b/>
+                <w:sz w:val="32"/>
+              </w:rPr>
+              <w:t>VER-SR-01, VER-SR-02, VER-SR-03, VER-SR-04, VER-SR-05</w:t>
+            </w:r>
+          </w:p>
+        </w:tc>
+      </w:tr>
+      <w:tr>
+        <w:tc>
+          <w:tcPr>
+            <w:tcW w:w="1165" w:type="dxa"/>
+          </w:tcPr>
+          <w:p>
+            <w:pPr>
+              <w:spacing w:line="240" w:lineRule="auto"/>
+              <w:rPr>
+                <w:rFonts w:ascii="TH Sarabun New" w:eastAsia="TH Sarabun New" w:hAnsi="TH Sarabun New" w:cs="TH Sarabun New"/>
+                <w:b/>
+                <w:sz w:val="32"/>
+              </w:rPr>
+            </w:pPr>
+            <w:r>
+              <w:rPr>
+                <w:rFonts w:ascii="TH Sarabun New" w:eastAsia="TH Sarabun New" w:hAnsi="TH Sarabun New" w:cs="TH Sarabun New"/>
+                <w:b/>
+                <w:sz w:val="32"/>
+              </w:rPr>
+              <w:t>FR-15</w:t>
+            </w:r>
+          </w:p>
+        </w:tc>
+        <w:tc>
+          <w:tcPr>
+            <w:tcW w:w="5760" w:type="dxa"/>
+          </w:tcPr>
+          <w:p>
+            <w:pPr>
+              <w:spacing w:line="240" w:lineRule="auto"/>
+              <w:rPr>
+                <w:rFonts w:ascii="TH Sarabun New" w:eastAsia="TH Sarabun New" w:hAnsi="TH Sarabun New" w:cs="TH Sarabun New"/>
+                <w:b/>
+                <w:sz w:val="32"/>
+                <w:cs/>
+              </w:rPr>
+            </w:pPr>
+            <w:r>
+              <w:rPr>
+                <w:rFonts w:ascii="TH Sarabun New" w:eastAsia="TH Sarabun New" w:hAnsi="TH Sarabun New" w:cs="TH Sarabun New"/>
+                <w:b/>
+                <w:sz w:val="32"/>
+                <w:cs/>
+              </w:rPr>
+              <w:t xml:space="preserve">ระบบต้องมี </w:t>
+            </w:r>
+            <w:r>
+              <w:rPr>
+                <w:rFonts w:ascii="TH Sarabun New" w:eastAsia="TH Sarabun New" w:hAnsi="TH Sarabun New" w:cs="TH Sarabun New"/>
+                <w:b/>
+                <w:sz w:val="32"/>
+              </w:rPr>
+              <w:t xml:space="preserve">User Interface </w:t>
+            </w:r>
+            <w:r>
+              <w:rPr>
+                <w:rFonts w:ascii="TH Sarabun New" w:eastAsia="TH Sarabun New" w:hAnsi="TH Sarabun New" w:cs="TH Sarabun New"/>
+                <w:b/>
+                <w:sz w:val="32"/>
+                <w:cs/>
+              </w:rPr>
+              <w:t xml:space="preserve">สำหรับดู </w:t>
+            </w:r>
+            <w:r>
+              <w:rPr>
+                <w:rFonts w:ascii="TH Sarabun New" w:eastAsia="TH Sarabun New" w:hAnsi="TH Sarabun New" w:cs="TH Sarabun New"/>
+                <w:b/>
+                <w:sz w:val="32"/>
+              </w:rPr>
+              <w:t xml:space="preserve">Event, Analysis Result, Proposed Rule, Enforcement Status, Rule History </w:t>
+            </w:r>
+            <w:r>
+              <w:rPr>
+                <w:rFonts w:ascii="TH Sarabun New" w:eastAsia="TH Sarabun New" w:hAnsi="TH Sarabun New" w:cs="TH Sarabun New"/>
+                <w:b/>
+                <w:sz w:val="32"/>
+                <w:cs/>
+              </w:rPr>
+              <w:t xml:space="preserve">และ </w:t>
+            </w:r>
+            <w:r>
+              <w:rPr>
+                <w:rFonts w:ascii="TH Sarabun New" w:eastAsia="TH Sarabun New" w:hAnsi="TH Sarabun New" w:cs="TH Sarabun New"/>
+                <w:b/>
+                <w:sz w:val="32"/>
+              </w:rPr>
+              <w:t xml:space="preserve">Packet Evidence </w:t>
+            </w:r>
+            <w:r>
+              <w:rPr>
+                <w:rFonts w:ascii="TH Sarabun New" w:eastAsia="TH Sarabun New" w:hAnsi="TH Sarabun New" w:cs="TH Sarabun New"/>
+                <w:b/>
+                <w:sz w:val="32"/>
+                <w:cs/>
+              </w:rPr>
+              <w:t xml:space="preserve">รวมถึง </w:t>
+            </w:r>
+            <w:r>
+              <w:rPr>
+                <w:rFonts w:ascii="TH Sarabun New" w:eastAsia="TH Sarabun New" w:hAnsi="TH Sarabun New" w:cs="TH Sarabun New"/>
+                <w:b/>
+                <w:sz w:val="32"/>
+              </w:rPr>
+              <w:t xml:space="preserve">Search/Filter </w:t>
+            </w:r>
+            <w:r>
+              <w:rPr>
+                <w:rFonts w:ascii="TH Sarabun New" w:eastAsia="TH Sarabun New" w:hAnsi="TH Sarabun New" w:cs="TH Sarabun New"/>
+                <w:b/>
+                <w:sz w:val="32"/>
+                <w:cs/>
+              </w:rPr>
+              <w:t>ข้อมูลได้</w:t>
+            </w:r>
+          </w:p>
+        </w:tc>
+        <w:tc>
+          <w:tcPr>
+            <w:tcW w:w="2425" w:type="dxa"/>
+          </w:tcPr>
+          <w:p>
+            <w:pPr>
+              <w:spacing w:line="240" w:lineRule="auto"/>
+              <w:rPr>
+                <w:rFonts w:ascii="TH Sarabun New" w:eastAsia="TH Sarabun New" w:hAnsi="TH Sarabun New" w:cs="TH Sarabun New"/>
+                <w:b/>
+                <w:sz w:val="32"/>
+              </w:rPr>
+            </w:pPr>
+            <w:r>
+              <w:rPr>
+                <w:rFonts w:ascii="TH Sarabun New" w:eastAsia="TH Sarabun New" w:hAnsi="TH Sarabun New" w:cs="TH Sarabun New"/>
+                <w:b/>
+                <w:sz w:val="32"/>
+              </w:rPr>
+              <w:t xml:space="preserve">UI-SR-01 </w:t>
+            </w:r>
+            <w:r>
+              <w:rPr>
+                <w:rFonts w:ascii="TH Sarabun New" w:eastAsia="TH Sarabun New" w:hAnsi="TH Sarabun New" w:cs="TH Sarabun New"/>
+                <w:b/>
+                <w:sz w:val="32"/>
+                <w:cs/>
+              </w:rPr>
+              <w:t xml:space="preserve">ถึง </w:t>
+            </w:r>
+            <w:r>
+              <w:rPr>
+                <w:rFonts w:ascii="TH Sarabun New" w:eastAsia="TH Sarabun New" w:hAnsi="TH Sarabun New" w:cs="TH Sarabun New"/>
+                <w:b/>
+                <w:sz w:val="32"/>
+              </w:rPr>
+              <w:t>UI-SR-08</w:t>
+            </w:r>
+          </w:p>
+        </w:tc>
+      </w:tr>
+      <w:tr>
+        <w:tc>
+          <w:tcPr>
+            <w:tcW w:w="1165" w:type="dxa"/>
+          </w:tcPr>
+          <w:p>
+            <w:pPr>
+              <w:spacing w:line="240" w:lineRule="auto"/>
+              <w:rPr>
+                <w:rFonts w:ascii="TH Sarabun New" w:eastAsia="TH Sarabun New" w:hAnsi="TH Sarabun New" w:cs="TH Sarabun New"/>
+                <w:b/>
+                <w:sz w:val="32"/>
+              </w:rPr>
+            </w:pPr>
+            <w:r>
+              <w:rPr>
+                <w:rFonts w:ascii="TH Sarabun New" w:eastAsia="TH Sarabun New" w:hAnsi="TH Sarabun New" w:cs="TH Sarabun New"/>
+                <w:b/>
+                <w:sz w:val="32"/>
+              </w:rPr>
+              <w:t>FR-16</w:t>
+            </w:r>
+          </w:p>
+        </w:tc>
+        <w:tc>
+          <w:tcPr>
+            <w:tcW w:w="5760" w:type="dxa"/>
+          </w:tcPr>
+          <w:p>
+            <w:pPr>
+              <w:spacing w:line="240" w:lineRule="auto"/>
+              <w:rPr>
+                <w:rFonts w:ascii="TH Sarabun New" w:eastAsia="TH Sarabun New" w:hAnsi="TH Sarabun New" w:cs="TH Sarabun New"/>
+                <w:b/>
+                <w:sz w:val="32"/>
+                <w:cs/>
+              </w:rPr>
+            </w:pPr>
+            <w:r>
+              <w:rPr>
+                <w:rFonts w:ascii="TH Sarabun New" w:eastAsia="TH Sarabun New" w:hAnsi="TH Sarabun New" w:cs="TH Sarabun New"/>
+                <w:b/>
+                <w:sz w:val="32"/>
+                <w:cs/>
+              </w:rPr>
+              <w:t xml:space="preserve">ระบบต้องสามารถตรวจสอบสถานะการทำงานของ </w:t>
+            </w:r>
+            <w:r>
+              <w:rPr>
+                <w:rFonts w:ascii="TH Sarabun New" w:eastAsia="TH Sarabun New" w:hAnsi="TH Sarabun New" w:cs="TH Sarabun New"/>
+                <w:b/>
+                <w:sz w:val="32"/>
+              </w:rPr>
+              <w:t xml:space="preserve">Monitoring Source </w:t>
+            </w:r>
+            <w:r>
+              <w:rPr>
+                <w:rFonts w:ascii="TH Sarabun New" w:eastAsia="TH Sarabun New" w:hAnsi="TH Sarabun New" w:cs="TH Sarabun New"/>
+                <w:b/>
+                <w:sz w:val="32"/>
+                <w:cs/>
+              </w:rPr>
+              <w:t xml:space="preserve">และ </w:t>
+            </w:r>
+            <w:r>
+              <w:rPr>
+                <w:rFonts w:ascii="TH Sarabun New" w:eastAsia="TH Sarabun New" w:hAnsi="TH Sarabun New" w:cs="TH Sarabun New"/>
+                <w:b/>
+                <w:sz w:val="32"/>
+              </w:rPr>
+              <w:t xml:space="preserve">Component </w:t>
+            </w:r>
+            <w:r>
+              <w:rPr>
+                <w:rFonts w:ascii="TH Sarabun New" w:eastAsia="TH Sarabun New" w:hAnsi="TH Sarabun New" w:cs="TH Sarabun New"/>
+                <w:b/>
+                <w:sz w:val="32"/>
+                <w:cs/>
+              </w:rPr>
+              <w:t xml:space="preserve">ภายใน </w:t>
+            </w:r>
+            <w:r>
+              <w:rPr>
+                <w:rFonts w:ascii="TH Sarabun New" w:eastAsia="TH Sarabun New" w:hAnsi="TH Sarabun New" w:cs="TH Sarabun New"/>
+                <w:b/>
+                <w:sz w:val="32"/>
+              </w:rPr>
+              <w:t xml:space="preserve">Framework </w:t>
+            </w:r>
+            <w:r>
+              <w:rPr>
+                <w:rFonts w:ascii="TH Sarabun New" w:eastAsia="TH Sarabun New" w:hAnsi="TH Sarabun New" w:cs="TH Sarabun New"/>
+                <w:b/>
+                <w:sz w:val="32"/>
+                <w:cs/>
+              </w:rPr>
+              <w:t xml:space="preserve">รวมถึงจัดการ </w:t>
+            </w:r>
+            <w:r>
+              <w:rPr>
+                <w:rFonts w:ascii="TH Sarabun New" w:eastAsia="TH Sarabun New" w:hAnsi="TH Sarabun New" w:cs="TH Sarabun New"/>
+                <w:b/>
+                <w:sz w:val="32"/>
+              </w:rPr>
+              <w:t xml:space="preserve">Configuration </w:t>
+            </w:r>
+            <w:r>
+              <w:rPr>
+                <w:rFonts w:ascii="TH Sarabun New" w:eastAsia="TH Sarabun New" w:hAnsi="TH Sarabun New" w:cs="TH Sarabun New"/>
+                <w:b/>
+                <w:sz w:val="32"/>
+                <w:cs/>
+              </w:rPr>
+              <w:t>ที่เกี่ยวข้องได้</w:t>
+            </w:r>
+          </w:p>
+        </w:tc>
+        <w:tc>
+          <w:tcPr>
+            <w:tcW w:w="2425" w:type="dxa"/>
+          </w:tcPr>
+          <w:p>
+            <w:pPr>
+              <w:spacing w:line="240" w:lineRule="auto"/>
+              <w:rPr>
+                <w:rFonts w:ascii="TH Sarabun New" w:eastAsia="TH Sarabun New" w:hAnsi="TH Sarabun New" w:cs="TH Sarabun New"/>
+                <w:b/>
+                <w:sz w:val="32"/>
+              </w:rPr>
+            </w:pPr>
+            <w:r>
+              <w:rPr>
+                <w:rFonts w:ascii="TH Sarabun New" w:eastAsia="TH Sarabun New" w:hAnsi="TH Sarabun New" w:cs="TH Sarabun New"/>
+                <w:b/>
+                <w:sz w:val="32"/>
+              </w:rPr>
+              <w:t>MON-SR-05, SYS-SR-06, SYS-SR-07</w:t>
+            </w:r>
+          </w:p>
+        </w:tc>
+      </w:tr>
+      <w:tr>
+        <w:tc>
+          <w:tcPr>
+            <w:tcW w:w="1165" w:type="dxa"/>
+          </w:tcPr>
+          <w:p>
+            <w:pPr>
+              <w:spacing w:line="240" w:lineRule="auto"/>
+              <w:rPr>
+                <w:rFonts w:ascii="TH Sarabun New" w:eastAsia="TH Sarabun New" w:hAnsi="TH Sarabun New" w:cs="TH Sarabun New"/>
+                <w:b/>
+                <w:sz w:val="32"/>
+              </w:rPr>
+            </w:pPr>
+            <w:r>
+              <w:rPr>
+                <w:rFonts w:ascii="TH Sarabun New" w:eastAsia="TH Sarabun New" w:hAnsi="TH Sarabun New" w:cs="TH Sarabun New"/>
+                <w:b/>
+                <w:sz w:val="32"/>
+              </w:rPr>
+              <w:t>FR-17</w:t>
+            </w:r>
+          </w:p>
+        </w:tc>
+        <w:tc>
+          <w:tcPr>
+            <w:tcW w:w="5760" w:type="dxa"/>
+          </w:tcPr>
+          <w:p>
+            <w:pPr>
+              <w:spacing w:line="240" w:lineRule="auto"/>
+              <w:rPr>
+                <w:rFonts w:ascii="TH Sarabun New" w:eastAsia="TH Sarabun New" w:hAnsi="TH Sarabun New" w:cs="TH Sarabun New"/>
+                <w:b/>
+                <w:sz w:val="32"/>
+                <w:cs/>
+              </w:rPr>
+            </w:pPr>
+            <w:r>
+              <w:rPr>
+                <w:rFonts w:ascii="TH Sarabun New" w:eastAsia="TH Sarabun New" w:hAnsi="TH Sarabun New" w:cs="TH Sarabun New"/>
+                <w:b/>
+                <w:sz w:val="32"/>
+                <w:cs/>
+              </w:rPr>
+              <w:t xml:space="preserve">ระบบต้องสามารถทำงานในสภาพแวดล้อมเครือข่ายแบบ </w:t>
+            </w:r>
+            <w:r>
+              <w:rPr>
+                <w:rFonts w:ascii="TH Sarabun New" w:eastAsia="TH Sarabun New" w:hAnsi="TH Sarabun New" w:cs="TH Sarabun New"/>
+                <w:b/>
+                <w:sz w:val="32"/>
+              </w:rPr>
+              <w:t xml:space="preserve">Hybrid </w:t>
+            </w:r>
+            <w:r>
+              <w:rPr>
+                <w:rFonts w:ascii="TH Sarabun New" w:eastAsia="TH Sarabun New" w:hAnsi="TH Sarabun New" w:cs="TH Sarabun New"/>
+                <w:b/>
+                <w:sz w:val="32"/>
+                <w:cs/>
+              </w:rPr>
+              <w:t xml:space="preserve">ที่ประกอบด้วย </w:t>
+            </w:r>
+            <w:r>
+              <w:rPr>
+                <w:rFonts w:ascii="TH Sarabun New" w:eastAsia="TH Sarabun New" w:hAnsi="TH Sarabun New" w:cs="TH Sarabun New"/>
+                <w:b/>
+                <w:sz w:val="32"/>
+              </w:rPr>
+              <w:t xml:space="preserve">Traditional Network </w:t>
+            </w:r>
+            <w:r>
+              <w:rPr>
+                <w:rFonts w:ascii="TH Sarabun New" w:eastAsia="TH Sarabun New" w:hAnsi="TH Sarabun New" w:cs="TH Sarabun New"/>
+                <w:b/>
+                <w:sz w:val="32"/>
+                <w:cs/>
+              </w:rPr>
+              <w:t xml:space="preserve">และ </w:t>
+            </w:r>
+            <w:r>
+              <w:rPr>
+                <w:rFonts w:ascii="TH Sarabun New" w:eastAsia="TH Sarabun New" w:hAnsi="TH Sarabun New" w:cs="TH Sarabun New"/>
+                <w:b/>
+                <w:sz w:val="32"/>
+              </w:rPr>
+              <w:t xml:space="preserve">SDN Network </w:t>
+            </w:r>
+            <w:r>
+              <w:rPr>
+                <w:rFonts w:ascii="TH Sarabun New" w:eastAsia="TH Sarabun New" w:hAnsi="TH Sarabun New" w:cs="TH Sarabun New"/>
+                <w:b/>
+                <w:sz w:val="32"/>
+                <w:cs/>
+              </w:rPr>
+              <w:t>และสามารถดำเนินการกับเครือข่ายทั้งสองประเภทผ่านกลไกที่เหมาะสมของแต่ละเครือข่ายได้</w:t>
+            </w:r>
+          </w:p>
+        </w:tc>
+        <w:tc>
+          <w:tcPr>
+            <w:tcW w:w="2425" w:type="dxa"/>
+          </w:tcPr>
+          <w:p>
+            <w:pPr>
+              <w:spacing w:line="240" w:lineRule="auto"/>
+              <w:rPr>
+                <w:rFonts w:ascii="TH Sarabun New" w:eastAsia="TH Sarabun New" w:hAnsi="TH Sarabun New" w:cs="TH Sarabun New"/>
+                <w:b/>
+                <w:sz w:val="32"/>
+              </w:rPr>
+            </w:pPr>
+            <w:r>
+              <w:rPr>
+                <w:rFonts w:ascii="TH Sarabun New" w:eastAsia="TH Sarabun New" w:hAnsi="TH Sarabun New" w:cs="TH Sarabun New"/>
+                <w:b/>
+                <w:sz w:val="32"/>
+              </w:rPr>
+              <w:t>SYS-SR-01</w:t>
+            </w:r>
+          </w:p>
+        </w:tc>
+      </w:tr>
+    </w:tbl>
+    <w:p>
+      <w:pPr>
+        <w:spacing w:line="240" w:lineRule="auto"/>
         <w:rPr>
           <w:rFonts w:ascii="TH Sarabun New" w:eastAsia="TH Sarabun New" w:hAnsi="TH Sarabun New" w:cs="TH Sarabun New"/>
           <w:b/>
           <w:sz w:val="32"/>
         </w:rPr>
-        <w:t>Fuctional</w:t>
-      </w:r>
-      <w:proofErr w:type="spellEnd"/>
+      </w:pPr>
       <w:r>
         <w:rPr>
           <w:rFonts w:ascii="TH Sarabun New" w:eastAsia="TH Sarabun New" w:hAnsi="TH Sarabun New" w:cs="TH Sarabun New"/>
           <w:b/>
           <w:sz w:val="32"/>
         </w:rPr>
-        <w:t xml:space="preserve"> Requirement</w:t>
+        <w:br/>
+        <w:t>Non-functional Requirement</w:t>
+      </w:r>
+    </w:p>
+    <w:tbl>
+      <w:tblPr>
+        <w:tblStyle w:val="TableGrid"/>
+        <w:tblW w:w="0" w:type="auto"/>
+        <w:tblLook w:val="04A0" w:firstRow="1" w:lastRow="0" w:firstColumn="1" w:lastColumn="0" w:noHBand="0" w:noVBand="1"/>
+      </w:tblPr>
+      <w:tblGrid>
+        <w:gridCol w:w="1165"/>
+        <w:gridCol w:w="5760"/>
+        <w:gridCol w:w="2425"/>
+      </w:tblGrid>
+      <w:tr>
+        <w:tc>
+          <w:tcPr>
+            <w:tcW w:w="1165" w:type="dxa"/>
+          </w:tcPr>
+          <w:p>
+            <w:pPr>
+              <w:spacing w:line="240" w:lineRule="auto"/>
+              <w:rPr>
+                <w:rFonts w:ascii="TH Sarabun New" w:eastAsia="TH Sarabun New" w:hAnsi="TH Sarabun New" w:cs="TH Sarabun New"/>
+                <w:b/>
+                <w:sz w:val="32"/>
+              </w:rPr>
+            </w:pPr>
+            <w:r>
+              <w:rPr>
+                <w:rFonts w:ascii="TH Sarabun New" w:eastAsia="TH Sarabun New" w:hAnsi="TH Sarabun New" w:cs="TH Sarabun New"/>
+                <w:b/>
+                <w:sz w:val="32"/>
+              </w:rPr>
+              <w:t>ID</w:t>
+            </w:r>
+          </w:p>
+        </w:tc>
+        <w:tc>
+          <w:tcPr>
+            <w:tcW w:w="5760" w:type="dxa"/>
+          </w:tcPr>
+          <w:p>
+            <w:pPr>
+              <w:spacing w:line="240" w:lineRule="auto"/>
+              <w:rPr>
+                <w:rFonts w:ascii="TH Sarabun New" w:eastAsia="TH Sarabun New" w:hAnsi="TH Sarabun New" w:cs="TH Sarabun New"/>
+                <w:b/>
+                <w:sz w:val="28"/>
+                <w:cs/>
+              </w:rPr>
+            </w:pPr>
+            <w:r>
+              <w:rPr>
+                <w:rFonts w:ascii="TH Sarabun New" w:eastAsia="TH Sarabun New" w:hAnsi="TH Sarabun New" w:cs="TH Sarabun New"/>
+                <w:b/>
+                <w:sz w:val="32"/>
+              </w:rPr>
+              <w:t>Function</w:t>
+            </w:r>
+          </w:p>
+        </w:tc>
+        <w:tc>
+          <w:tcPr>
+            <w:tcW w:w="2425" w:type="dxa"/>
+          </w:tcPr>
+          <w:p>
+            <w:pPr>
+              <w:spacing w:line="240" w:lineRule="auto"/>
+              <w:rPr>
+                <w:rFonts w:ascii="TH Sarabun New" w:eastAsia="TH Sarabun New" w:hAnsi="TH Sarabun New" w:cs="TH Sarabun New"/>
+                <w:b/>
+                <w:sz w:val="28"/>
+              </w:rPr>
+            </w:pPr>
+            <w:r>
+              <w:rPr>
+                <w:rFonts w:ascii="TH Sarabun New" w:eastAsia="TH Sarabun New" w:hAnsi="TH Sarabun New" w:cs="TH Sarabun New"/>
+                <w:b/>
+                <w:sz w:val="32"/>
+              </w:rPr>
+              <w:t>Derived From</w:t>
+            </w:r>
+          </w:p>
+        </w:tc>
+      </w:tr>
+      <w:tr>
+        <w:tc>
+          <w:tcPr>
+            <w:tcW w:w="1165" w:type="dxa"/>
+          </w:tcPr>
+          <w:p>
+            <w:pPr>
+              <w:spacing w:line="240" w:lineRule="auto"/>
+              <w:rPr>
+                <w:rFonts w:ascii="TH Sarabun New" w:eastAsia="TH Sarabun New" w:hAnsi="TH Sarabun New" w:cs="TH Sarabun New"/>
+                <w:b/>
+                <w:sz w:val="32"/>
+              </w:rPr>
+            </w:pPr>
+            <w:r>
+              <w:rPr>
+                <w:rFonts w:ascii="TH Sarabun New" w:eastAsia="TH Sarabun New" w:hAnsi="TH Sarabun New" w:cs="TH Sarabun New"/>
+                <w:b/>
+                <w:sz w:val="32"/>
+              </w:rPr>
+              <w:t>NFR-01</w:t>
+            </w:r>
+          </w:p>
+        </w:tc>
+        <w:tc>
+          <w:tcPr>
+            <w:tcW w:w="5760" w:type="dxa"/>
+          </w:tcPr>
+          <w:p>
+            <w:pPr>
+              <w:spacing w:line="240" w:lineRule="auto"/>
+              <w:rPr>
+                <w:rFonts w:ascii="TH Sarabun New" w:eastAsia="TH Sarabun New" w:hAnsi="TH Sarabun New" w:cs="TH Sarabun New"/>
+                <w:b/>
+                <w:sz w:val="32"/>
+              </w:rPr>
+            </w:pPr>
+            <w:r>
+              <w:rPr>
+                <w:rFonts w:ascii="TH Sarabun New" w:eastAsia="TH Sarabun New" w:hAnsi="TH Sarabun New" w:cs="TH Sarabun New"/>
+                <w:b/>
+                <w:bCs/>
+                <w:sz w:val="32"/>
+              </w:rPr>
+              <w:t>Extensibility – Monitoring Source:</w:t>
+            </w:r>
+            <w:r>
+              <w:rPr>
+                <w:rFonts w:ascii="TH Sarabun New" w:eastAsia="TH Sarabun New" w:hAnsi="TH Sarabun New" w:cs="TH Sarabun New"/>
+                <w:b/>
+                <w:sz w:val="32"/>
+              </w:rPr>
+              <w:t xml:space="preserve"> Framework </w:t>
+            </w:r>
+            <w:r>
+              <w:rPr>
+                <w:rFonts w:ascii="TH Sarabun New" w:eastAsia="TH Sarabun New" w:hAnsi="TH Sarabun New" w:cs="TH Sarabun New"/>
+                <w:b/>
+                <w:sz w:val="32"/>
+                <w:cs/>
+              </w:rPr>
+              <w:t xml:space="preserve">ต้องสามารถรองรับการเพิ่ม </w:t>
+            </w:r>
+            <w:r>
+              <w:rPr>
+                <w:rFonts w:ascii="TH Sarabun New" w:eastAsia="TH Sarabun New" w:hAnsi="TH Sarabun New" w:cs="TH Sarabun New"/>
+                <w:b/>
+                <w:sz w:val="32"/>
+              </w:rPr>
+              <w:t xml:space="preserve">Monitoring Source </w:t>
+            </w:r>
+            <w:r>
+              <w:rPr>
+                <w:rFonts w:ascii="TH Sarabun New" w:eastAsia="TH Sarabun New" w:hAnsi="TH Sarabun New" w:cs="TH Sarabun New"/>
+                <w:b/>
+                <w:sz w:val="32"/>
+                <w:cs/>
+              </w:rPr>
+              <w:t xml:space="preserve">ประเภทใหม่ผ่าน </w:t>
+            </w:r>
+            <w:r>
+              <w:rPr>
+                <w:rFonts w:ascii="TH Sarabun New" w:eastAsia="TH Sarabun New" w:hAnsi="TH Sarabun New" w:cs="TH Sarabun New"/>
+                <w:b/>
+                <w:sz w:val="32"/>
+              </w:rPr>
+              <w:t xml:space="preserve">Incoming Adapter </w:t>
+            </w:r>
+            <w:r>
+              <w:rPr>
+                <w:rFonts w:ascii="TH Sarabun New" w:eastAsia="TH Sarabun New" w:hAnsi="TH Sarabun New" w:cs="TH Sarabun New"/>
+                <w:b/>
+                <w:sz w:val="32"/>
+                <w:cs/>
+              </w:rPr>
+              <w:t xml:space="preserve">โดยไม่จำเป็นต้องเปลี่ยนกระบวนการหลักของ </w:t>
+            </w:r>
+            <w:r>
+              <w:rPr>
+                <w:rFonts w:ascii="TH Sarabun New" w:eastAsia="TH Sarabun New" w:hAnsi="TH Sarabun New" w:cs="TH Sarabun New"/>
+                <w:b/>
+                <w:sz w:val="32"/>
+              </w:rPr>
+              <w:t>Framework</w:t>
+            </w:r>
+          </w:p>
+        </w:tc>
+        <w:tc>
+          <w:tcPr>
+            <w:tcW w:w="2425" w:type="dxa"/>
+          </w:tcPr>
+          <w:p>
+            <w:pPr>
+              <w:spacing w:line="240" w:lineRule="auto"/>
+              <w:rPr>
+                <w:rFonts w:ascii="TH Sarabun New" w:eastAsia="TH Sarabun New" w:hAnsi="TH Sarabun New" w:cs="TH Sarabun New"/>
+                <w:b/>
+                <w:sz w:val="32"/>
+              </w:rPr>
+            </w:pPr>
+            <w:r>
+              <w:rPr>
+                <w:rFonts w:ascii="TH Sarabun New" w:eastAsia="TH Sarabun New" w:hAnsi="TH Sarabun New" w:cs="TH Sarabun New"/>
+                <w:b/>
+                <w:sz w:val="32"/>
+              </w:rPr>
+              <w:t>MON-SR-03, IA-SR-06</w:t>
+            </w:r>
+          </w:p>
+        </w:tc>
+      </w:tr>
+      <w:tr>
+        <w:tc>
+          <w:tcPr>
+            <w:tcW w:w="1165" w:type="dxa"/>
+          </w:tcPr>
+          <w:p>
+            <w:pPr>
+              <w:spacing w:line="240" w:lineRule="auto"/>
+              <w:rPr>
+                <w:rFonts w:ascii="TH Sarabun New" w:eastAsia="TH Sarabun New" w:hAnsi="TH Sarabun New" w:cs="TH Sarabun New"/>
+                <w:b/>
+                <w:sz w:val="32"/>
+              </w:rPr>
+            </w:pPr>
+            <w:r>
+              <w:rPr>
+                <w:rFonts w:ascii="TH Sarabun New" w:eastAsia="TH Sarabun New" w:hAnsi="TH Sarabun New" w:cs="TH Sarabun New"/>
+                <w:b/>
+                <w:sz w:val="32"/>
+              </w:rPr>
+              <w:t>NFR-02</w:t>
+            </w:r>
+          </w:p>
+        </w:tc>
+        <w:tc>
+          <w:tcPr>
+            <w:tcW w:w="5760" w:type="dxa"/>
+          </w:tcPr>
+          <w:p>
+            <w:pPr>
+              <w:spacing w:line="240" w:lineRule="auto"/>
+              <w:rPr>
+                <w:rFonts w:ascii="TH Sarabun New" w:eastAsia="TH Sarabun New" w:hAnsi="TH Sarabun New" w:cs="TH Sarabun New"/>
+                <w:b/>
+                <w:bCs/>
+                <w:sz w:val="32"/>
+              </w:rPr>
+            </w:pPr>
+            <w:r>
+              <w:rPr>
+                <w:rFonts w:ascii="TH Sarabun New" w:eastAsia="TH Sarabun New" w:hAnsi="TH Sarabun New" w:cs="TH Sarabun New"/>
+                <w:b/>
+                <w:bCs/>
+                <w:sz w:val="32"/>
+              </w:rPr>
+              <w:t xml:space="preserve">Extensibility – Enforcement: Framework </w:t>
+            </w:r>
+            <w:r>
+              <w:rPr>
+                <w:rFonts w:ascii="TH Sarabun New" w:eastAsia="TH Sarabun New" w:hAnsi="TH Sarabun New" w:cs="TH Sarabun New"/>
+                <w:b/>
+                <w:bCs/>
+                <w:sz w:val="32"/>
+                <w:cs/>
+              </w:rPr>
+              <w:t xml:space="preserve">ต้องสามารถเพิ่ม </w:t>
+            </w:r>
+            <w:r>
+              <w:rPr>
+                <w:rFonts w:ascii="TH Sarabun New" w:eastAsia="TH Sarabun New" w:hAnsi="TH Sarabun New" w:cs="TH Sarabun New"/>
+                <w:b/>
+                <w:bCs/>
+                <w:sz w:val="32"/>
+              </w:rPr>
+              <w:t xml:space="preserve">Enforcement Adapter </w:t>
+            </w:r>
+            <w:r>
+              <w:rPr>
+                <w:rFonts w:ascii="TH Sarabun New" w:eastAsia="TH Sarabun New" w:hAnsi="TH Sarabun New" w:cs="TH Sarabun New"/>
+                <w:b/>
+                <w:bCs/>
+                <w:sz w:val="32"/>
+                <w:cs/>
+              </w:rPr>
+              <w:t xml:space="preserve">สำหรับ </w:t>
+            </w:r>
+            <w:r>
+              <w:rPr>
+                <w:rFonts w:ascii="TH Sarabun New" w:eastAsia="TH Sarabun New" w:hAnsi="TH Sarabun New" w:cs="TH Sarabun New"/>
+                <w:b/>
+                <w:bCs/>
+                <w:sz w:val="32"/>
+              </w:rPr>
+              <w:t xml:space="preserve">Network Device, Network Type </w:t>
+            </w:r>
+            <w:r>
+              <w:rPr>
+                <w:rFonts w:ascii="TH Sarabun New" w:eastAsia="TH Sarabun New" w:hAnsi="TH Sarabun New" w:cs="TH Sarabun New"/>
+                <w:b/>
+                <w:bCs/>
+                <w:sz w:val="32"/>
+                <w:cs/>
+              </w:rPr>
+              <w:t xml:space="preserve">หรือ </w:t>
+            </w:r>
+            <w:r>
+              <w:rPr>
+                <w:rFonts w:ascii="TH Sarabun New" w:eastAsia="TH Sarabun New" w:hAnsi="TH Sarabun New" w:cs="TH Sarabun New"/>
+                <w:b/>
+                <w:bCs/>
+                <w:sz w:val="32"/>
+              </w:rPr>
+              <w:t xml:space="preserve">Vendor </w:t>
+            </w:r>
+            <w:r>
+              <w:rPr>
+                <w:rFonts w:ascii="TH Sarabun New" w:eastAsia="TH Sarabun New" w:hAnsi="TH Sarabun New" w:cs="TH Sarabun New"/>
+                <w:b/>
+                <w:bCs/>
+                <w:sz w:val="32"/>
+                <w:cs/>
+              </w:rPr>
+              <w:t>อื่นได้ในอนาคต</w:t>
+            </w:r>
+          </w:p>
+        </w:tc>
+        <w:tc>
+          <w:tcPr>
+            <w:tcW w:w="2425" w:type="dxa"/>
+          </w:tcPr>
+          <w:p>
+            <w:pPr>
+              <w:spacing w:line="240" w:lineRule="auto"/>
+              <w:rPr>
+                <w:rFonts w:ascii="TH Sarabun New" w:eastAsia="TH Sarabun New" w:hAnsi="TH Sarabun New" w:cs="TH Sarabun New"/>
+                <w:b/>
+                <w:sz w:val="32"/>
+              </w:rPr>
+            </w:pPr>
+            <w:r>
+              <w:rPr>
+                <w:rFonts w:ascii="TH Sarabun New" w:eastAsia="TH Sarabun New" w:hAnsi="TH Sarabun New" w:cs="TH Sarabun New"/>
+                <w:b/>
+                <w:sz w:val="32"/>
+              </w:rPr>
+              <w:t>ENF-SR-08, SYS-SR-05</w:t>
+            </w:r>
+          </w:p>
+        </w:tc>
+      </w:tr>
+      <w:tr>
+        <w:tc>
+          <w:tcPr>
+            <w:tcW w:w="1165" w:type="dxa"/>
+          </w:tcPr>
+          <w:p>
+            <w:pPr>
+              <w:spacing w:line="240" w:lineRule="auto"/>
+              <w:rPr>
+                <w:rFonts w:ascii="TH Sarabun New" w:eastAsia="TH Sarabun New" w:hAnsi="TH Sarabun New" w:cs="TH Sarabun New"/>
+                <w:b/>
+                <w:sz w:val="32"/>
+              </w:rPr>
+            </w:pPr>
+            <w:r>
+              <w:rPr>
+                <w:rFonts w:ascii="TH Sarabun New" w:eastAsia="TH Sarabun New" w:hAnsi="TH Sarabun New" w:cs="TH Sarabun New"/>
+                <w:b/>
+                <w:sz w:val="32"/>
+              </w:rPr>
+              <w:lastRenderedPageBreak/>
+              <w:t>NFR-03</w:t>
+            </w:r>
+          </w:p>
+        </w:tc>
+        <w:tc>
+          <w:tcPr>
+            <w:tcW w:w="5760" w:type="dxa"/>
+          </w:tcPr>
+          <w:p>
+            <w:pPr>
+              <w:spacing w:line="240" w:lineRule="auto"/>
+              <w:rPr>
+                <w:rFonts w:ascii="TH Sarabun New" w:eastAsia="TH Sarabun New" w:hAnsi="TH Sarabun New" w:cs="TH Sarabun New"/>
+                <w:b/>
+                <w:bCs/>
+                <w:sz w:val="32"/>
+              </w:rPr>
+            </w:pPr>
+            <w:r>
+              <w:rPr>
+                <w:rFonts w:ascii="TH Sarabun New" w:eastAsia="TH Sarabun New" w:hAnsi="TH Sarabun New" w:cs="TH Sarabun New"/>
+                <w:b/>
+                <w:bCs/>
+                <w:sz w:val="32"/>
+              </w:rPr>
+              <w:t xml:space="preserve">Modularity – Analysis: Analysis Module </w:t>
+            </w:r>
+            <w:r>
+              <w:rPr>
+                <w:rFonts w:ascii="TH Sarabun New" w:eastAsia="TH Sarabun New" w:hAnsi="TH Sarabun New" w:cs="TH Sarabun New"/>
+                <w:b/>
+                <w:bCs/>
+                <w:sz w:val="32"/>
+                <w:cs/>
+              </w:rPr>
+              <w:t xml:space="preserve">ต้องสามารถเปลี่ยนหรือเพิ่มเติมวิธีการวิเคราะห์ได้โดยส่งผลกระทบต่อส่วนประกอบอื่นของ </w:t>
+            </w:r>
+            <w:r>
+              <w:rPr>
+                <w:rFonts w:ascii="TH Sarabun New" w:eastAsia="TH Sarabun New" w:hAnsi="TH Sarabun New" w:cs="TH Sarabun New"/>
+                <w:b/>
+                <w:bCs/>
+                <w:sz w:val="32"/>
+              </w:rPr>
+              <w:t xml:space="preserve">Framework </w:t>
+            </w:r>
+            <w:r>
+              <w:rPr>
+                <w:rFonts w:ascii="TH Sarabun New" w:eastAsia="TH Sarabun New" w:hAnsi="TH Sarabun New" w:cs="TH Sarabun New"/>
+                <w:b/>
+                <w:bCs/>
+                <w:sz w:val="32"/>
+                <w:cs/>
+              </w:rPr>
+              <w:t>ให้น้อยที่สุด</w:t>
+            </w:r>
+          </w:p>
+        </w:tc>
+        <w:tc>
+          <w:tcPr>
+            <w:tcW w:w="2425" w:type="dxa"/>
+          </w:tcPr>
+          <w:p>
+            <w:pPr>
+              <w:spacing w:line="240" w:lineRule="auto"/>
+              <w:rPr>
+                <w:rFonts w:ascii="TH Sarabun New" w:eastAsia="TH Sarabun New" w:hAnsi="TH Sarabun New" w:cs="TH Sarabun New"/>
+                <w:b/>
+                <w:sz w:val="32"/>
+              </w:rPr>
+            </w:pPr>
+            <w:r>
+              <w:rPr>
+                <w:rFonts w:ascii="TH Sarabun New" w:eastAsia="TH Sarabun New" w:hAnsi="TH Sarabun New" w:cs="TH Sarabun New"/>
+                <w:b/>
+                <w:sz w:val="32"/>
+              </w:rPr>
+              <w:t>AN-SR-07, SYS-SR-05</w:t>
+            </w:r>
+          </w:p>
+        </w:tc>
+      </w:tr>
+      <w:tr>
+        <w:tc>
+          <w:tcPr>
+            <w:tcW w:w="1165" w:type="dxa"/>
+          </w:tcPr>
+          <w:p>
+            <w:pPr>
+              <w:spacing w:line="240" w:lineRule="auto"/>
+              <w:rPr>
+                <w:rFonts w:ascii="TH Sarabun New" w:eastAsia="TH Sarabun New" w:hAnsi="TH Sarabun New" w:cs="TH Sarabun New"/>
+                <w:b/>
+                <w:sz w:val="32"/>
+              </w:rPr>
+            </w:pPr>
+            <w:r>
+              <w:rPr>
+                <w:rFonts w:ascii="TH Sarabun New" w:eastAsia="TH Sarabun New" w:hAnsi="TH Sarabun New" w:cs="TH Sarabun New"/>
+                <w:b/>
+                <w:sz w:val="32"/>
+              </w:rPr>
+              <w:t>NFR-04</w:t>
+            </w:r>
+          </w:p>
+        </w:tc>
+        <w:tc>
+          <w:tcPr>
+            <w:tcW w:w="5760" w:type="dxa"/>
+          </w:tcPr>
+          <w:p>
+            <w:pPr>
+              <w:spacing w:line="240" w:lineRule="auto"/>
+              <w:rPr>
+                <w:rFonts w:ascii="TH Sarabun New" w:eastAsia="TH Sarabun New" w:hAnsi="TH Sarabun New" w:cs="TH Sarabun New"/>
+                <w:b/>
+                <w:bCs/>
+                <w:sz w:val="32"/>
+              </w:rPr>
+            </w:pPr>
+            <w:r>
+              <w:rPr>
+                <w:rFonts w:ascii="TH Sarabun New" w:eastAsia="TH Sarabun New" w:hAnsi="TH Sarabun New" w:cs="TH Sarabun New"/>
+                <w:b/>
+                <w:bCs/>
+                <w:sz w:val="32"/>
+              </w:rPr>
+              <w:t xml:space="preserve">Decoupling: Analysis </w:t>
+            </w:r>
+            <w:r>
+              <w:rPr>
+                <w:rFonts w:ascii="TH Sarabun New" w:eastAsia="TH Sarabun New" w:hAnsi="TH Sarabun New" w:cs="TH Sarabun New"/>
+                <w:b/>
+                <w:bCs/>
+                <w:sz w:val="32"/>
+                <w:cs/>
+              </w:rPr>
+              <w:t xml:space="preserve">และ </w:t>
+            </w:r>
+            <w:r>
+              <w:rPr>
+                <w:rFonts w:ascii="TH Sarabun New" w:eastAsia="TH Sarabun New" w:hAnsi="TH Sarabun New" w:cs="TH Sarabun New"/>
+                <w:b/>
+                <w:bCs/>
+                <w:sz w:val="32"/>
+              </w:rPr>
+              <w:t xml:space="preserve">Decision Logic </w:t>
+            </w:r>
+            <w:r>
+              <w:rPr>
+                <w:rFonts w:ascii="TH Sarabun New" w:eastAsia="TH Sarabun New" w:hAnsi="TH Sarabun New" w:cs="TH Sarabun New"/>
+                <w:b/>
+                <w:bCs/>
+                <w:sz w:val="32"/>
+                <w:cs/>
+              </w:rPr>
+              <w:t xml:space="preserve">ต้องไม่ผูกกับ </w:t>
+            </w:r>
+            <w:r>
+              <w:rPr>
+                <w:rFonts w:ascii="TH Sarabun New" w:eastAsia="TH Sarabun New" w:hAnsi="TH Sarabun New" w:cs="TH Sarabun New"/>
+                <w:b/>
+                <w:bCs/>
+                <w:sz w:val="32"/>
+              </w:rPr>
+              <w:t xml:space="preserve">Monitoring Source </w:t>
+            </w:r>
+            <w:r>
+              <w:rPr>
+                <w:rFonts w:ascii="TH Sarabun New" w:eastAsia="TH Sarabun New" w:hAnsi="TH Sarabun New" w:cs="TH Sarabun New"/>
+                <w:b/>
+                <w:bCs/>
+                <w:sz w:val="32"/>
+                <w:cs/>
+              </w:rPr>
+              <w:t xml:space="preserve">หรือ </w:t>
+            </w:r>
+            <w:r>
+              <w:rPr>
+                <w:rFonts w:ascii="TH Sarabun New" w:eastAsia="TH Sarabun New" w:hAnsi="TH Sarabun New" w:cs="TH Sarabun New"/>
+                <w:b/>
+                <w:bCs/>
+                <w:sz w:val="32"/>
+              </w:rPr>
+              <w:t xml:space="preserve">Network Vendor </w:t>
+            </w:r>
+            <w:r>
+              <w:rPr>
+                <w:rFonts w:ascii="TH Sarabun New" w:eastAsia="TH Sarabun New" w:hAnsi="TH Sarabun New" w:cs="TH Sarabun New"/>
+                <w:b/>
+                <w:bCs/>
+                <w:sz w:val="32"/>
+                <w:cs/>
+              </w:rPr>
+              <w:t>ใดโดยตรง</w:t>
+            </w:r>
+          </w:p>
+        </w:tc>
+        <w:tc>
+          <w:tcPr>
+            <w:tcW w:w="2425" w:type="dxa"/>
+          </w:tcPr>
+          <w:p>
+            <w:pPr>
+              <w:spacing w:line="240" w:lineRule="auto"/>
+              <w:rPr>
+                <w:rFonts w:ascii="TH Sarabun New" w:eastAsia="TH Sarabun New" w:hAnsi="TH Sarabun New" w:cs="TH Sarabun New"/>
+                <w:b/>
+                <w:sz w:val="32"/>
+              </w:rPr>
+            </w:pPr>
+            <w:r>
+              <w:rPr>
+                <w:rFonts w:ascii="TH Sarabun New" w:eastAsia="TH Sarabun New" w:hAnsi="TH Sarabun New" w:cs="TH Sarabun New"/>
+                <w:b/>
+                <w:sz w:val="32"/>
+              </w:rPr>
+              <w:t>SYS-SR-04</w:t>
+            </w:r>
+          </w:p>
+        </w:tc>
+      </w:tr>
+      <w:tr>
+        <w:tc>
+          <w:tcPr>
+            <w:tcW w:w="1165" w:type="dxa"/>
+          </w:tcPr>
+          <w:p>
+            <w:pPr>
+              <w:spacing w:line="240" w:lineRule="auto"/>
+              <w:rPr>
+                <w:rFonts w:ascii="TH Sarabun New" w:eastAsia="TH Sarabun New" w:hAnsi="TH Sarabun New" w:cs="TH Sarabun New"/>
+                <w:b/>
+                <w:sz w:val="32"/>
+              </w:rPr>
+            </w:pPr>
+            <w:r>
+              <w:rPr>
+                <w:rFonts w:ascii="TH Sarabun New" w:eastAsia="TH Sarabun New" w:hAnsi="TH Sarabun New" w:cs="TH Sarabun New"/>
+                <w:b/>
+                <w:sz w:val="32"/>
+              </w:rPr>
+              <w:t>ID</w:t>
+            </w:r>
+          </w:p>
+        </w:tc>
+        <w:tc>
+          <w:tcPr>
+            <w:tcW w:w="5760" w:type="dxa"/>
+          </w:tcPr>
+          <w:p>
+            <w:pPr>
+              <w:spacing w:line="240" w:lineRule="auto"/>
+              <w:rPr>
+                <w:rFonts w:ascii="TH Sarabun New" w:eastAsia="TH Sarabun New" w:hAnsi="TH Sarabun New" w:cs="TH Sarabun New"/>
+                <w:b/>
+                <w:bCs/>
+                <w:sz w:val="32"/>
+              </w:rPr>
+            </w:pPr>
+            <w:r>
+              <w:rPr>
+                <w:rFonts w:ascii="TH Sarabun New" w:eastAsia="TH Sarabun New" w:hAnsi="TH Sarabun New" w:cs="TH Sarabun New"/>
+                <w:b/>
+                <w:sz w:val="32"/>
+              </w:rPr>
+              <w:t>Function</w:t>
+            </w:r>
+          </w:p>
+        </w:tc>
+        <w:tc>
+          <w:tcPr>
+            <w:tcW w:w="2425" w:type="dxa"/>
+          </w:tcPr>
+          <w:p>
+            <w:pPr>
+              <w:spacing w:line="240" w:lineRule="auto"/>
+              <w:rPr>
+                <w:rFonts w:ascii="TH Sarabun New" w:eastAsia="TH Sarabun New" w:hAnsi="TH Sarabun New" w:cs="TH Sarabun New"/>
+                <w:b/>
+                <w:sz w:val="32"/>
+              </w:rPr>
+            </w:pPr>
+            <w:r>
+              <w:rPr>
+                <w:rFonts w:ascii="TH Sarabun New" w:eastAsia="TH Sarabun New" w:hAnsi="TH Sarabun New" w:cs="TH Sarabun New"/>
+                <w:b/>
+                <w:sz w:val="32"/>
+              </w:rPr>
+              <w:t>Derived From</w:t>
+            </w:r>
+          </w:p>
+        </w:tc>
+      </w:tr>
+      <w:tr>
+        <w:tc>
+          <w:tcPr>
+            <w:tcW w:w="1165" w:type="dxa"/>
+          </w:tcPr>
+          <w:p>
+            <w:pPr>
+              <w:spacing w:line="240" w:lineRule="auto"/>
+              <w:rPr>
+                <w:rFonts w:ascii="TH Sarabun New" w:eastAsia="TH Sarabun New" w:hAnsi="TH Sarabun New" w:cs="TH Sarabun New"/>
+                <w:b/>
+                <w:sz w:val="32"/>
+              </w:rPr>
+            </w:pPr>
+            <w:r>
+              <w:rPr>
+                <w:rFonts w:ascii="TH Sarabun New" w:eastAsia="TH Sarabun New" w:hAnsi="TH Sarabun New" w:cs="TH Sarabun New"/>
+                <w:b/>
+                <w:sz w:val="32"/>
+              </w:rPr>
+              <w:t>NFR-05</w:t>
+            </w:r>
+          </w:p>
+        </w:tc>
+        <w:tc>
+          <w:tcPr>
+            <w:tcW w:w="5760" w:type="dxa"/>
+          </w:tcPr>
+          <w:p>
+            <w:pPr>
+              <w:spacing w:line="240" w:lineRule="auto"/>
+              <w:rPr>
+                <w:rFonts w:ascii="TH Sarabun New" w:eastAsia="TH Sarabun New" w:hAnsi="TH Sarabun New" w:cs="TH Sarabun New"/>
+                <w:b/>
+                <w:sz w:val="32"/>
+              </w:rPr>
+            </w:pPr>
+            <w:r>
+              <w:rPr>
+                <w:rFonts w:ascii="TH Sarabun New" w:eastAsia="TH Sarabun New" w:hAnsi="TH Sarabun New" w:cs="TH Sarabun New"/>
+                <w:b/>
+                <w:bCs/>
+                <w:sz w:val="32"/>
+              </w:rPr>
+              <w:t>Adapter Separation:</w:t>
+            </w:r>
+            <w:r>
+              <w:rPr>
+                <w:rFonts w:ascii="TH Sarabun New" w:eastAsia="TH Sarabun New" w:hAnsi="TH Sarabun New" w:cs="TH Sarabun New"/>
+                <w:b/>
+                <w:sz w:val="32"/>
+              </w:rPr>
+              <w:t xml:space="preserve"> Framework </w:t>
+            </w:r>
+            <w:r>
+              <w:rPr>
+                <w:rFonts w:ascii="TH Sarabun New" w:eastAsia="TH Sarabun New" w:hAnsi="TH Sarabun New" w:cs="TH Sarabun New"/>
+                <w:b/>
+                <w:sz w:val="32"/>
+                <w:cs/>
+              </w:rPr>
+              <w:t xml:space="preserve">ต้องแยกการรับข้อมูลจาก </w:t>
+            </w:r>
+            <w:r>
+              <w:rPr>
+                <w:rFonts w:ascii="TH Sarabun New" w:eastAsia="TH Sarabun New" w:hAnsi="TH Sarabun New" w:cs="TH Sarabun New"/>
+                <w:b/>
+                <w:sz w:val="32"/>
+              </w:rPr>
+              <w:t xml:space="preserve">Monitoring Source </w:t>
+            </w:r>
+            <w:r>
+              <w:rPr>
+                <w:rFonts w:ascii="TH Sarabun New" w:eastAsia="TH Sarabun New" w:hAnsi="TH Sarabun New" w:cs="TH Sarabun New"/>
+                <w:b/>
+                <w:sz w:val="32"/>
+                <w:cs/>
+              </w:rPr>
+              <w:t xml:space="preserve">และการแปลง </w:t>
+            </w:r>
+            <w:r>
+              <w:rPr>
+                <w:rFonts w:ascii="TH Sarabun New" w:eastAsia="TH Sarabun New" w:hAnsi="TH Sarabun New" w:cs="TH Sarabun New"/>
+                <w:b/>
+                <w:sz w:val="32"/>
+              </w:rPr>
+              <w:t xml:space="preserve">Generic Network Rule </w:t>
+            </w:r>
+            <w:r>
+              <w:rPr>
+                <w:rFonts w:ascii="TH Sarabun New" w:eastAsia="TH Sarabun New" w:hAnsi="TH Sarabun New" w:cs="TH Sarabun New"/>
+                <w:b/>
+                <w:sz w:val="32"/>
+                <w:cs/>
+              </w:rPr>
+              <w:t xml:space="preserve">ไปเป็น </w:t>
+            </w:r>
+            <w:r>
+              <w:rPr>
+                <w:rFonts w:ascii="TH Sarabun New" w:eastAsia="TH Sarabun New" w:hAnsi="TH Sarabun New" w:cs="TH Sarabun New"/>
+                <w:b/>
+                <w:sz w:val="32"/>
+              </w:rPr>
+              <w:t xml:space="preserve">Device-specific Command </w:t>
+            </w:r>
+            <w:r>
+              <w:rPr>
+                <w:rFonts w:ascii="TH Sarabun New" w:eastAsia="TH Sarabun New" w:hAnsi="TH Sarabun New" w:cs="TH Sarabun New"/>
+                <w:b/>
+                <w:sz w:val="32"/>
+                <w:cs/>
+              </w:rPr>
+              <w:t xml:space="preserve">ผ่าน </w:t>
+            </w:r>
+            <w:r>
+              <w:rPr>
+                <w:rFonts w:ascii="TH Sarabun New" w:eastAsia="TH Sarabun New" w:hAnsi="TH Sarabun New" w:cs="TH Sarabun New"/>
+                <w:b/>
+                <w:sz w:val="32"/>
+              </w:rPr>
+              <w:t xml:space="preserve">Incoming Adapter </w:t>
+            </w:r>
+            <w:r>
+              <w:rPr>
+                <w:rFonts w:ascii="TH Sarabun New" w:eastAsia="TH Sarabun New" w:hAnsi="TH Sarabun New" w:cs="TH Sarabun New"/>
+                <w:b/>
+                <w:sz w:val="32"/>
+                <w:cs/>
+              </w:rPr>
+              <w:t xml:space="preserve">และ </w:t>
+            </w:r>
+            <w:r>
+              <w:rPr>
+                <w:rFonts w:ascii="TH Sarabun New" w:eastAsia="TH Sarabun New" w:hAnsi="TH Sarabun New" w:cs="TH Sarabun New"/>
+                <w:b/>
+                <w:sz w:val="32"/>
+              </w:rPr>
+              <w:t xml:space="preserve">Enforcement Adapter </w:t>
+            </w:r>
+            <w:r>
+              <w:rPr>
+                <w:rFonts w:ascii="TH Sarabun New" w:eastAsia="TH Sarabun New" w:hAnsi="TH Sarabun New" w:cs="TH Sarabun New"/>
+                <w:b/>
+                <w:sz w:val="32"/>
+                <w:cs/>
+              </w:rPr>
+              <w:t>ตามลำดับ</w:t>
+            </w:r>
+          </w:p>
+        </w:tc>
+        <w:tc>
+          <w:tcPr>
+            <w:tcW w:w="2425" w:type="dxa"/>
+          </w:tcPr>
+          <w:p>
+            <w:pPr>
+              <w:spacing w:line="240" w:lineRule="auto"/>
+              <w:rPr>
+                <w:rFonts w:ascii="TH Sarabun New" w:eastAsia="TH Sarabun New" w:hAnsi="TH Sarabun New" w:cs="TH Sarabun New"/>
+                <w:b/>
+                <w:sz w:val="32"/>
+              </w:rPr>
+            </w:pPr>
+            <w:r>
+              <w:rPr>
+                <w:rFonts w:ascii="TH Sarabun New" w:eastAsia="TH Sarabun New" w:hAnsi="TH Sarabun New" w:cs="TH Sarabun New"/>
+                <w:b/>
+                <w:sz w:val="32"/>
+              </w:rPr>
+              <w:t>SYS-SR-02, SYS-SR-03</w:t>
+            </w:r>
+          </w:p>
+        </w:tc>
+      </w:tr>
+      <w:tr>
+        <w:tc>
+          <w:tcPr>
+            <w:tcW w:w="1165" w:type="dxa"/>
+          </w:tcPr>
+          <w:p>
+            <w:pPr>
+              <w:spacing w:line="240" w:lineRule="auto"/>
+              <w:rPr>
+                <w:rFonts w:ascii="TH Sarabun New" w:eastAsia="TH Sarabun New" w:hAnsi="TH Sarabun New" w:cs="TH Sarabun New"/>
+                <w:b/>
+                <w:sz w:val="32"/>
+              </w:rPr>
+            </w:pPr>
+            <w:r>
+              <w:rPr>
+                <w:rFonts w:ascii="TH Sarabun New" w:eastAsia="TH Sarabun New" w:hAnsi="TH Sarabun New" w:cs="TH Sarabun New"/>
+                <w:b/>
+                <w:sz w:val="32"/>
+              </w:rPr>
+              <w:t>NFR-06</w:t>
+            </w:r>
+          </w:p>
+        </w:tc>
+        <w:tc>
+          <w:tcPr>
+            <w:tcW w:w="5760" w:type="dxa"/>
+          </w:tcPr>
+          <w:p>
+            <w:pPr>
+              <w:spacing w:line="240" w:lineRule="auto"/>
+              <w:rPr>
+                <w:rFonts w:ascii="TH Sarabun New" w:eastAsia="TH Sarabun New" w:hAnsi="TH Sarabun New" w:cs="TH Sarabun New"/>
+                <w:b/>
+                <w:bCs/>
+                <w:sz w:val="32"/>
+              </w:rPr>
+            </w:pPr>
+            <w:r>
+              <w:rPr>
+                <w:rFonts w:ascii="TH Sarabun New" w:eastAsia="TH Sarabun New" w:hAnsi="TH Sarabun New" w:cs="TH Sarabun New"/>
+                <w:b/>
+                <w:bCs/>
+                <w:sz w:val="32"/>
+              </w:rPr>
+              <w:t xml:space="preserve">Traceability / Auditability: </w:t>
+            </w:r>
+            <w:r>
+              <w:rPr>
+                <w:rFonts w:ascii="TH Sarabun New" w:eastAsia="TH Sarabun New" w:hAnsi="TH Sarabun New" w:cs="TH Sarabun New"/>
+                <w:b/>
+                <w:bCs/>
+                <w:sz w:val="32"/>
+                <w:cs/>
+              </w:rPr>
+              <w:t xml:space="preserve">ระบบต้องสามารถตรวจสอบย้อนกลับแหล่งที่มาของข้อมูล การเปลี่ยนแปลง </w:t>
+            </w:r>
+            <w:r>
+              <w:rPr>
+                <w:rFonts w:ascii="TH Sarabun New" w:eastAsia="TH Sarabun New" w:hAnsi="TH Sarabun New" w:cs="TH Sarabun New"/>
+                <w:b/>
+                <w:bCs/>
+                <w:sz w:val="32"/>
+              </w:rPr>
+              <w:t xml:space="preserve">Rule </w:t>
+            </w:r>
+            <w:r>
+              <w:rPr>
+                <w:rFonts w:ascii="TH Sarabun New" w:eastAsia="TH Sarabun New" w:hAnsi="TH Sarabun New" w:cs="TH Sarabun New"/>
+                <w:b/>
+                <w:bCs/>
+                <w:sz w:val="32"/>
+                <w:cs/>
+              </w:rPr>
+              <w:t>และการดำเนินการของผู้ใช้ได้</w:t>
+            </w:r>
+          </w:p>
+        </w:tc>
+        <w:tc>
+          <w:tcPr>
+            <w:tcW w:w="2425" w:type="dxa"/>
+          </w:tcPr>
+          <w:p>
+            <w:pPr>
+              <w:spacing w:line="240" w:lineRule="auto"/>
+              <w:rPr>
+                <w:rFonts w:ascii="TH Sarabun New" w:eastAsia="TH Sarabun New" w:hAnsi="TH Sarabun New" w:cs="TH Sarabun New"/>
+                <w:b/>
+                <w:sz w:val="32"/>
+              </w:rPr>
+            </w:pPr>
+            <w:r>
+              <w:rPr>
+                <w:rFonts w:ascii="TH Sarabun New" w:eastAsia="TH Sarabun New" w:hAnsi="TH Sarabun New" w:cs="TH Sarabun New"/>
+                <w:b/>
+                <w:sz w:val="32"/>
+              </w:rPr>
+              <w:t>NORM-SR-06, DATA-SR-04, USR-SR-07, USR-SR-11</w:t>
+            </w:r>
+          </w:p>
+        </w:tc>
+      </w:tr>
+      <w:tr>
+        <w:tc>
+          <w:tcPr>
+            <w:tcW w:w="1165" w:type="dxa"/>
+          </w:tcPr>
+          <w:p>
+            <w:pPr>
+              <w:spacing w:line="240" w:lineRule="auto"/>
+              <w:rPr>
+                <w:rFonts w:ascii="TH Sarabun New" w:eastAsia="TH Sarabun New" w:hAnsi="TH Sarabun New" w:cs="TH Sarabun New"/>
+                <w:b/>
+                <w:sz w:val="32"/>
+              </w:rPr>
+            </w:pPr>
+            <w:r>
+              <w:rPr>
+                <w:rFonts w:ascii="TH Sarabun New" w:eastAsia="TH Sarabun New" w:hAnsi="TH Sarabun New" w:cs="TH Sarabun New"/>
+                <w:b/>
+                <w:sz w:val="32"/>
+              </w:rPr>
+              <w:t>NFR-07</w:t>
+            </w:r>
+          </w:p>
+        </w:tc>
+        <w:tc>
+          <w:tcPr>
+            <w:tcW w:w="5760" w:type="dxa"/>
+          </w:tcPr>
+          <w:p>
+            <w:pPr>
+              <w:spacing w:line="240" w:lineRule="auto"/>
+              <w:rPr>
+                <w:rFonts w:ascii="TH Sarabun New" w:eastAsia="TH Sarabun New" w:hAnsi="TH Sarabun New" w:cs="TH Sarabun New"/>
+                <w:b/>
+                <w:bCs/>
+                <w:sz w:val="32"/>
+              </w:rPr>
+            </w:pPr>
+            <w:r>
+              <w:rPr>
+                <w:rFonts w:ascii="TH Sarabun New" w:eastAsia="TH Sarabun New" w:hAnsi="TH Sarabun New" w:cs="TH Sarabun New"/>
+                <w:b/>
+                <w:bCs/>
+                <w:sz w:val="32"/>
+              </w:rPr>
+              <w:t xml:space="preserve">Access Control: </w:t>
+            </w:r>
+            <w:r>
+              <w:rPr>
+                <w:rFonts w:ascii="TH Sarabun New" w:eastAsia="TH Sarabun New" w:hAnsi="TH Sarabun New" w:cs="TH Sarabun New"/>
+                <w:b/>
+                <w:bCs/>
+                <w:sz w:val="32"/>
+                <w:cs/>
+              </w:rPr>
+              <w:t xml:space="preserve">การดำเนินการที่มีผลต่อ </w:t>
+            </w:r>
+            <w:r>
+              <w:rPr>
+                <w:rFonts w:ascii="TH Sarabun New" w:eastAsia="TH Sarabun New" w:hAnsi="TH Sarabun New" w:cs="TH Sarabun New"/>
+                <w:b/>
+                <w:bCs/>
+                <w:sz w:val="32"/>
+              </w:rPr>
+              <w:t xml:space="preserve">Rule </w:t>
+            </w:r>
+            <w:r>
+              <w:rPr>
+                <w:rFonts w:ascii="TH Sarabun New" w:eastAsia="TH Sarabun New" w:hAnsi="TH Sarabun New" w:cs="TH Sarabun New"/>
+                <w:b/>
+                <w:bCs/>
+                <w:sz w:val="32"/>
+                <w:cs/>
+              </w:rPr>
+              <w:t xml:space="preserve">เช่น </w:t>
+            </w:r>
+            <w:r>
+              <w:rPr>
+                <w:rFonts w:ascii="TH Sarabun New" w:eastAsia="TH Sarabun New" w:hAnsi="TH Sarabun New" w:cs="TH Sarabun New"/>
+                <w:b/>
+                <w:bCs/>
+                <w:sz w:val="32"/>
+              </w:rPr>
+              <w:t xml:space="preserve">Approve, Override/Modify </w:t>
+            </w:r>
+            <w:r>
+              <w:rPr>
+                <w:rFonts w:ascii="TH Sarabun New" w:eastAsia="TH Sarabun New" w:hAnsi="TH Sarabun New" w:cs="TH Sarabun New"/>
+                <w:b/>
+                <w:bCs/>
+                <w:sz w:val="32"/>
+                <w:cs/>
+              </w:rPr>
+              <w:t xml:space="preserve">และ </w:t>
+            </w:r>
+            <w:r>
+              <w:rPr>
+                <w:rFonts w:ascii="TH Sarabun New" w:eastAsia="TH Sarabun New" w:hAnsi="TH Sarabun New" w:cs="TH Sarabun New"/>
+                <w:b/>
+                <w:bCs/>
+                <w:sz w:val="32"/>
+              </w:rPr>
+              <w:t xml:space="preserve">Reject </w:t>
+            </w:r>
+            <w:r>
+              <w:rPr>
+                <w:rFonts w:ascii="TH Sarabun New" w:eastAsia="TH Sarabun New" w:hAnsi="TH Sarabun New" w:cs="TH Sarabun New"/>
+                <w:b/>
+                <w:bCs/>
+                <w:sz w:val="32"/>
+                <w:cs/>
+              </w:rPr>
+              <w:t>ต้องจำกัดเฉพาะผู้ใช้งานที่ได้รับอนุญาต</w:t>
+            </w:r>
+          </w:p>
+        </w:tc>
+        <w:tc>
+          <w:tcPr>
+            <w:tcW w:w="2425" w:type="dxa"/>
+          </w:tcPr>
+          <w:p>
+            <w:pPr>
+              <w:spacing w:line="240" w:lineRule="auto"/>
+              <w:rPr>
+                <w:rFonts w:ascii="TH Sarabun New" w:eastAsia="TH Sarabun New" w:hAnsi="TH Sarabun New" w:cs="TH Sarabun New"/>
+                <w:b/>
+                <w:sz w:val="32"/>
+              </w:rPr>
+            </w:pPr>
+            <w:r>
+              <w:rPr>
+                <w:rFonts w:ascii="TH Sarabun New" w:eastAsia="TH Sarabun New" w:hAnsi="TH Sarabun New" w:cs="TH Sarabun New"/>
+                <w:b/>
+                <w:sz w:val="32"/>
+              </w:rPr>
+              <w:t>USR-SR-08</w:t>
+            </w:r>
+          </w:p>
+        </w:tc>
+      </w:tr>
+    </w:tbl>
+    <w:p>
+      <w:pPr>
+        <w:spacing w:line="278" w:lineRule="auto"/>
+        <w:rPr>
+          <w:rFonts w:ascii="TH Sarabun New" w:eastAsia="TH Sarabun New" w:hAnsi="TH Sarabun New" w:cs="TH Sarabun New"/>
+          <w:b/>
+          <w:sz w:val="32"/>
+        </w:rPr>
+      </w:pPr>
+      <w:r>
+        <w:rPr>
+          <w:rFonts w:ascii="TH Sarabun New" w:eastAsia="TH Sarabun New" w:hAnsi="TH Sarabun New" w:cs="TH Sarabun New"/>
+          <w:b/>
+          <w:sz w:val="32"/>
+        </w:rPr>
+        <w:br w:type="page"/>
       </w:r>
     </w:p>
     <w:p>
@@ -14401,14 +17834,6 @@
           <w:sz w:val="32"/>
         </w:rPr>
       </w:pPr>
-      <w:r>
-        <w:rPr>
-          <w:rFonts w:ascii="TH Sarabun New" w:eastAsia="TH Sarabun New" w:hAnsi="TH Sarabun New" w:cs="TH Sarabun New"/>
-          <w:b/>
-          <w:sz w:val="32"/>
-        </w:rPr>
-        <w:br w:type="page"/>
-      </w:r>
     </w:p>
     <w:p>
       <w:pPr>
@@ -14423,19 +17848,8 @@
           <w:b/>
           <w:sz w:val="32"/>
         </w:rPr>
-        <w:lastRenderedPageBreak/>
-        <w:t xml:space="preserve">3.2 </w:t>
-      </w:r>
-      <w:proofErr w:type="spellStart"/>
-      <w:r>
-        <w:rPr>
-          <w:rFonts w:ascii="TH Sarabun New" w:eastAsia="TH Sarabun New" w:hAnsi="TH Sarabun New" w:cs="TH Sarabun New"/>
-          <w:b/>
-          <w:sz w:val="32"/>
-        </w:rPr>
-        <w:t>การออกแบบระบบ</w:t>
-      </w:r>
-      <w:proofErr w:type="spellEnd"/>
+        <w:t>3.2 การออกแบบระบบ</w:t>
+      </w:r>
     </w:p>
     <w:p>
       <w:pPr>
@@ -14466,25 +17880,7 @@
           <w:b/>
           <w:sz w:val="32"/>
         </w:rPr>
-        <w:t xml:space="preserve">3.3 </w:t>
-      </w:r>
-      <w:proofErr w:type="spellStart"/>
-      <w:r>
-        <w:rPr>
-          <w:rFonts w:ascii="TH Sarabun New" w:eastAsia="TH Sarabun New" w:hAnsi="TH Sarabun New" w:cs="TH Sarabun New"/>
-          <w:b/>
-          <w:sz w:val="32"/>
-        </w:rPr>
-        <w:t>การพัฒนา</w:t>
-      </w:r>
-      <w:proofErr w:type="spellEnd"/>
-      <w:r>
-        <w:rPr>
-          <w:rFonts w:ascii="TH Sarabun New" w:eastAsia="TH Sarabun New" w:hAnsi="TH Sarabun New" w:cs="TH Sarabun New"/>
-          <w:b/>
-          <w:sz w:val="32"/>
-        </w:rPr>
-        <w:t xml:space="preserve"> Prototype</w:t>
+        <w:t>3.3 การพัฒนา Prototype</w:t>
       </w:r>
     </w:p>
     <w:p>
@@ -14516,18 +17912,8 @@
           <w:b/>
           <w:sz w:val="32"/>
         </w:rPr>
-        <w:t xml:space="preserve">3.4 </w:t>
-      </w:r>
-      <w:proofErr w:type="spellStart"/>
-      <w:r>
-        <w:rPr>
-          <w:rFonts w:ascii="TH Sarabun New" w:eastAsia="TH Sarabun New" w:hAnsi="TH Sarabun New" w:cs="TH Sarabun New"/>
-          <w:b/>
-          <w:sz w:val="32"/>
-        </w:rPr>
-        <w:t>การทดสอบระบบ</w:t>
-      </w:r>
-      <w:proofErr w:type="spellEnd"/>
+        <w:t>3.4 การทดสอบระบบ</w:t>
+      </w:r>
     </w:p>
     <w:p>
       <w:pPr>
@@ -14558,18 +17944,8 @@
           <w:b/>
           <w:sz w:val="32"/>
         </w:rPr>
-        <w:t xml:space="preserve">3.5 </w:t>
-      </w:r>
-      <w:proofErr w:type="spellStart"/>
-      <w:r>
-        <w:rPr>
-          <w:rFonts w:ascii="TH Sarabun New" w:eastAsia="TH Sarabun New" w:hAnsi="TH Sarabun New" w:cs="TH Sarabun New"/>
-          <w:b/>
-          <w:sz w:val="32"/>
-        </w:rPr>
-        <w:t>การประเมินผล</w:t>
-      </w:r>
-      <w:proofErr w:type="spellEnd"/>
+        <w:t>3.5 การประเมินผล</w:t>
+      </w:r>
     </w:p>
     <w:p>
       <w:pPr>
